--- a/Regras de Acesso e Permissoes - Sistema UNIALFA.docx
+++ b/Regras de Acesso e Permissoes - Sistema UNIALFA.docx
@@ -1962,7 +1962,7 @@
           <w:color w:val="B91D2E"/>
           <w:sz w:val="26"/>
         </w:rPr>
-        <w:t>3.9 Assistente de preenchimento por IA (Canvas, TAP, Planejamento, EAP, SMP, TEP, RLA, Relatorio de Situacao e Relatorio de Entregas)</w:t>
+        <w:t>3.9 Assistente de preenchimento por IA (Canvas, TAP, Planejamento, SMP, TEP, RLA, Relatorio de Situacao e Relatorio de Entregas)</w:t>
       </w:r>
     </w:p>
     <w:p>
@@ -1978,7 +1978,7 @@
           <w:color w:val="1A1A1A"/>
           <w:sz w:val="22"/>
         </w:rPr>
-        <w:t>O Canvas de Projeto, o TAP (Termo de Abertura de Projeto), o Planejamento e Desenvolvimento de Projeto, a EAP, a SMP, o TEP e o RLA tem um botao "Sugerir com IA", que aparece ao lado do seletor de projeto vinculado depois que um projeto e escolhido. Em cada formulario, o botao le os documentos anteriores ja registrados daquele mesmo projeto - seguindo a esteira (Demanda alimenta o Canvas; Canvas e Demanda alimentam o TAP; TAP e Canvas alimentam o Planejamento; TAP e Planejamento alimentam a EAP e a SMP; TAP, Planejamento e EAP alimentam o TEP; TEP e SMPs alimentam o RLA), sempre incluindo todas as Atas de Reuniao vinculadas ao projeto - e usa a API da Claude (Anthropic) para sugerir o preenchimento dos campos ainda vazios. A sugestao nunca salva nada sozinha - o usuario sempre revisa e confirma antes de usar "Registrar"/"Salvar alteracoes", exatamente como ja funciona na importacao de transcricao da Ata (secao 3.5).</w:t>
+        <w:t>O Canvas de Projeto, o TAP (Termo de Abertura de Projeto), o Planejamento e Desenvolvimento de Projeto, a SMP, o TEP e o RLA tem um botao "Sugerir com IA", que aparece ao lado do seletor de projeto vinculado depois que um projeto e escolhido. Em cada formulario, o botao le os documentos anteriores ja registrados daquele mesmo projeto - seguindo a esteira (Demanda alimenta o Canvas; Canvas e Demanda alimentam o TAP; TAP e Canvas alimentam o Planejamento; TAP e Planejamento alimentam a SMP; TAP, Planejamento e EAP alimentam o TEP; TEP e SMPs alimentam o RLA), sempre incluindo todas as Atas de Reuniao vinculadas ao projeto - e usa a API da Claude (Anthropic) para sugerir o preenchimento dos campos ainda vazios. A sugestao nunca salva nada sozinha - o usuario sempre revisa e confirma antes de usar "Registrar"/"Salvar alteracoes", exatamente como ja funciona na importacao de transcricao da Ata (secao 3.5).</w:t>
       </w:r>
     </w:p>
     <w:p>
@@ -2000,7 +2000,7 @@
           <w:color w:val="1A1A1A"/>
           <w:sz w:val="22"/>
         </w:rPr>
-        <w:t>Mesma logica de permissao das secoes 3.5/3.6: interruptor mestre em Administracao &gt; Configuracoes, desligado por padrao, valendo para todo mundo sem excecao, inclusive Admin - um unico interruptor cobre os 7 formularios.</w:t>
+        <w:t>Mesma logica de permissao das secoes 3.5/3.6: interruptor mestre em Administracao &gt; Configuracoes, desligado por padrao, valendo para todo mundo sem excecao, inclusive Admin - um unico interruptor cobre os 6 formularios.</w:t>
       </w:r>
     </w:p>
     <w:p>
@@ -2089,7 +2089,7 @@
           <w:color w:val="1A1A1A"/>
           <w:sz w:val="22"/>
         </w:rPr>
-        <w:t>Na EAP, a sugestao so se aplica se a arvore inteira ainda estiver vazia (nenhum pacote de trabalho ou entrega com nome digitado) - se ja houver qualquer conteudo, a sugestao e recusada por completo, em vez de misturar pacotes existentes com sugeridos. A IA so propoe pacotes de trabalho (nivel 1) e entregas (nivel 2); nunca atividades (nivel 3).</w:t>
+        <w:t>A EAP nao tem mais este assistente por IA - o botao "Sugerir com IA" de la foi substituido por "Importar do Cronograma", uma copia mecanica dos nomes dos marcos do Planejamento, sem chamada de IA e sem a restricao de interruptor/papel desta secao (exige so fazer parte da equipe do projeto, igual as demais acoes da EAP).</w:t>
       </w:r>
     </w:p>
     <w:p>
@@ -2427,50 +2427,7 @@
     </w:p>
     <w:p>
       <w:pPr>
-        <w:spacing w:before="120" w:after="200" w:line="260" w:lineRule="auto"/>
-        <w:rPr>
-          <w:color w:val="1A1A1A"/>
-          <w:sz w:val="22"/>
-        </w:rPr>
-      </w:pPr>
-    </w:p>
-    <w:p>
-      <w:pPr>
-        <w:spacing w:before="360" w:line="260" w:lineRule="auto"/>
-        <w:rPr>
-          <w:b/>
-          <w:color w:val="1A1A1A"/>
-          <w:sz w:val="32"/>
-        </w:rPr>
-      </w:pPr>
-      <w:r>
-        <w:rPr>
-          <w:b/>
-          <w:color w:val="1A1A1A"/>
-          <w:sz w:val="32"/>
-        </w:rPr>
-        <w:t>4. Gates de aprovacao</w:t>
-      </w:r>
-    </w:p>
-    <w:p>
-      <w:pPr>
-        <w:spacing w:before="360" w:line="280" w:lineRule="auto"/>
-        <w:rPr>
-          <w:color w:val="1A1A1A"/>
-          <w:sz w:val="22"/>
-        </w:rPr>
-      </w:pPr>
-      <w:r>
-        <w:rPr>
-          <w:color w:val="1A1A1A"/>
-          <w:sz w:val="22"/>
-        </w:rPr>
-        <w:t>O sistema tem dois pontos de decisao formal (gates) no ciclo de vida de um projeto, ambos aparecendo no fluxo de diretrizes da pagina inicial:</w:t>
-      </w:r>
-    </w:p>
-    <w:p>
-      <w:pPr>
-        <w:spacing w:before="240" w:after="120" w:line="280" w:lineRule="auto"/>
+        <w:spacing w:before="240" w:after="120" w:line="260" w:lineRule="auto"/>
         <w:rPr>
           <w:b/>
           <w:color w:val="B91D2E"/>
@@ -2483,7 +2440,7 @@
           <w:color w:val="B91D2E"/>
           <w:sz w:val="26"/>
         </w:rPr>
-        <w:t>4.1 Gate 1 - Triagem</w:t>
+        <w:t>3.12 Meu Painel e o campo Responsavel (conta)</w:t>
       </w:r>
     </w:p>
     <w:p>
@@ -2499,8 +2456,30 @@
           <w:color w:val="1A1A1A"/>
           <w:sz w:val="22"/>
         </w:rPr>
+        <w:t>"Meu Painel" e uma pagina de "Gestao" sem nenhuma restricao por papel: qualquer usuario autenticado, de qualquer papel, pode abri-la e ve apenas o que esta atribuido a propria conta (marcos e tarefas do cronograma, riscos do TAP, entradas do Planejamento, entraves e encaminhamentos do Relatorio de Situacao), com um botao para concluir cada item direto da lista. Diferente das cinco paginas da secao 3.4, nao ha lista de papeis para configurar aqui - o controle de acesso e so o login, igual a Ficha do Projeto.</w:t>
+      </w:r>
+    </w:p>
+    <w:p>
+      <w:pPr>
+        <w:pStyle w:val="PargrafodaLista"/>
+        <w:numPr>
+          <w:ilvl w:val="0"/>
+          <w:numId w:val="17"/>
+        </w:numPr>
+        <w:spacing w:before="240" w:after="80" w:line="260" w:lineRule="auto"/>
+        <w:ind w:left="700"/>
+        <w:rPr>
+          <w:color w:val="1A1A1A"/>
+          <w:sz w:val="22"/>
+        </w:rPr>
+      </w:pPr>
+      <w:r>
+        <w:rPr>
+          <w:color w:val="1A1A1A"/>
+          <w:sz w:val="22"/>
+        </w:rPr>
         <w:lastRenderedPageBreak/>
-        <w:t>Ocorre logo apos o registro da demanda (D01.4/D01.5). Decide se a demanda entra ou nao no portfolio de projetos.</w:t>
+        <w:t>Desde 16/09/2026, o campo "Responsavel (conta)" (nos tres formularios abaixo) aceita marcar mais de uma pessoa ao mesmo tempo - um painel com uma caixa de selecao por conta, em vez de um &lt;select&gt; de escolha unica. Nao muda o alcance de acesso descrito nesta secao, so quantas contas podem ficar atribuidas a um mesmo item; o item passa a aparecer no Meu Painel de cada conta marcada, nao so de uma.</w:t>
       </w:r>
     </w:p>
     <w:p>
@@ -2522,7 +2501,7 @@
           <w:color w:val="1A1A1A"/>
           <w:sz w:val="22"/>
         </w:rPr>
-        <w:t>Quem decide: Admin (atuando como Gestor Responsavel no sistema).</w:t>
+        <w:t>Em Riscos (TAP) e Entradas (Planejamento), o seletor "Responsavel (conta)" continua restrito a quem faz parte da equipe do projeto selecionado (mesma fonte de dados da restricao por equipe, secao 5) - ninguem de fora da equipe aparece na lista.</w:t>
       </w:r>
     </w:p>
     <w:p>
@@ -2544,12 +2523,50 @@
           <w:color w:val="1A1A1A"/>
           <w:sz w:val="22"/>
         </w:rPr>
-        <w:t>Onde: no status da Solicitacao de Demanda - so o Admin consegue alterar o campo de status; qualquer outro papel ve o campo travado, com um aviso explicando que so o PMO/Admin pode aprovar ou reprovar.</w:t>
-      </w:r>
-    </w:p>
-    <w:p>
-      <w:pPr>
-        <w:spacing w:before="240" w:after="120" w:line="260" w:lineRule="auto"/>
+        <w:t>Em Entraves e Encaminhamentos (Relatorio de Situacao), o seletor lista todas as contas do sistema, nao so uma equipe - esse relatorio nao tem um projeto vinculado unico ao qual amarrar uma equipe. Para viabilizar essa lista, uma funcao no banco de dados (listar_emails_usuarios, SECURITY DEFINER) devolve e-mail e nome de todas as contas cadastradas para qualquer usuario autenticado - uma excecao deliberada e estreita a regra geral de perfis (secao abaixo), que continua sem devolver telefone nem papel de outra pessoa.</w:t>
+      </w:r>
+    </w:p>
+    <w:p>
+      <w:pPr>
+        <w:pStyle w:val="PargrafodaLista"/>
+        <w:numPr>
+          <w:ilvl w:val="0"/>
+          <w:numId w:val="17"/>
+        </w:numPr>
+        <w:spacing w:before="240" w:after="80" w:line="260" w:lineRule="auto"/>
+        <w:ind w:left="700"/>
+        <w:rPr>
+          <w:color w:val="1A1A1A"/>
+          <w:sz w:val="22"/>
+        </w:rPr>
+      </w:pPr>
+      <w:r>
+        <w:rPr>
+          <w:color w:val="1A1A1A"/>
+          <w:sz w:val="22"/>
+        </w:rPr>
+        <w:t>O nome devolvido por listar_emails_usuarios e usado para mostrar, nos tres seletores acima, o nome cadastrado de cada conta em vez do e-mail cru (caindo para o e-mail so quando a conta nao tem nome cadastrado) - desde 17/09/2026. Antes dessa data a funcao devolvia so o e-mail; a extensao para incluir o nome foi deliberada, ja que o nome ja aparece como texto livre em varios outros lugares do sistema (Responsavel, Gerente do projeto, Solicitante) - telefone e papel continuam de fora, por serem os dados mais sensiveis do perfil.</w:t>
+      </w:r>
+    </w:p>
+    <w:p>
+      <w:pPr>
+        <w:spacing w:before="240" w:line="280" w:lineRule="auto"/>
+        <w:rPr>
+          <w:color w:val="1A1A1A"/>
+          <w:sz w:val="22"/>
+        </w:rPr>
+      </w:pPr>
+      <w:r>
+        <w:rPr>
+          <w:color w:val="1A1A1A"/>
+          <w:sz w:val="22"/>
+        </w:rPr>
+        <w:t>Controle de acesso (Row Level Security no Supabase): a politica perfis_select normalmente so libera a propria linha de perfis para quem nao e Admin ((auth.uid() = id) OR is_admin()) - por isso um SELECT direto na tabela nao serve para montar a lista de Entraves/Encaminhamentos acima. A funcao listar_emails_usuarios contorna essa politica de proposito (SECURITY DEFINER), mas devolve deliberadamente so as colunas e-mail e nome, preservando a mesma protecao de privacidade (telefone/papel de outros usuarios) que ja existia antes.</w:t>
+      </w:r>
+    </w:p>
+    <w:p>
+      <w:pPr>
+        <w:spacing w:before="240" w:after="120" w:line="280" w:lineRule="auto"/>
         <w:rPr>
           <w:b/>
           <w:color w:val="B91D2E"/>
@@ -2562,7 +2579,7 @@
           <w:color w:val="B91D2E"/>
           <w:sz w:val="26"/>
         </w:rPr>
-        <w:t>4.2 Gate 2 - Pactuacao</w:t>
+        <w:t>3.13 Gestao de Atividades</w:t>
       </w:r>
     </w:p>
     <w:p>
@@ -2578,109 +2595,77 @@
           <w:color w:val="1A1A1A"/>
           <w:sz w:val="22"/>
         </w:rPr>
-        <w:t>Ocorre ao final do Planejamento (D02), antes do inicio da Execucao (D03). E o gate mais critico: autoriza formalmente o inicio da execucao do projeto.</w:t>
-      </w:r>
-    </w:p>
-    <w:p>
-      <w:pPr>
-        <w:pStyle w:val="PargrafodaLista"/>
-        <w:numPr>
-          <w:ilvl w:val="0"/>
-          <w:numId w:val="18"/>
-        </w:numPr>
-        <w:spacing w:before="240" w:after="80" w:line="260" w:lineRule="auto"/>
-        <w:ind w:left="700"/>
-        <w:rPr>
-          <w:color w:val="1A1A1A"/>
-          <w:sz w:val="22"/>
-        </w:rPr>
-      </w:pPr>
-      <w:r>
-        <w:rPr>
-          <w:color w:val="1A1A1A"/>
-          <w:sz w:val="22"/>
-        </w:rPr>
-        <w:t>Quem decide: Dono do Negocio, perante a Alta Gestao.</w:t>
-      </w:r>
-    </w:p>
-    <w:p>
-      <w:pPr>
-        <w:pStyle w:val="PargrafodaLista"/>
-        <w:numPr>
-          <w:ilvl w:val="0"/>
-          <w:numId w:val="18"/>
-        </w:numPr>
-        <w:spacing w:before="240" w:after="80" w:line="260" w:lineRule="auto"/>
-        <w:ind w:left="700"/>
-        <w:rPr>
-          <w:color w:val="1A1A1A"/>
-          <w:sz w:val="22"/>
-        </w:rPr>
-      </w:pPr>
-      <w:r>
-        <w:rPr>
-          <w:color w:val="1A1A1A"/>
-          <w:sz w:val="22"/>
-        </w:rPr>
-        <w:t>Onde: no Relatorio de Entregas e Beneficios (FORALF12), aba Editar dados - campo Status (Pendente de pactuacao / Pactuado). So o Admin consegue alterar esse campo; qualquer outro papel ve o controle travado, com um aviso explicando que so o PMO/Admin pode pactuar.</w:t>
-      </w:r>
-    </w:p>
-    <w:p>
-      <w:pPr>
-        <w:pStyle w:val="PargrafodaLista"/>
-        <w:numPr>
-          <w:ilvl w:val="0"/>
-          <w:numId w:val="18"/>
-        </w:numPr>
-        <w:spacing w:before="240" w:after="80" w:line="260" w:lineRule="auto"/>
-        <w:ind w:left="700"/>
-        <w:rPr>
-          <w:color w:val="1A1A1A"/>
-          <w:sz w:val="22"/>
-        </w:rPr>
-      </w:pPr>
-      <w:r>
-        <w:rPr>
-          <w:color w:val="1A1A1A"/>
-          <w:sz w:val="22"/>
-        </w:rPr>
-        <w:t>Ao marcar "Pactuado", o sistema preenche automaticamente a Data de pactuacao (hoje) e o Aprovador (nome de quem esta logado), ambos editaveis pelo Admin.</w:t>
-      </w:r>
-    </w:p>
-    <w:p>
-      <w:pPr>
-        <w:pStyle w:val="PargrafodaLista"/>
-        <w:numPr>
-          <w:ilvl w:val="0"/>
-          <w:numId w:val="18"/>
-        </w:numPr>
-        <w:spacing w:before="240" w:after="80" w:line="260" w:lineRule="auto"/>
-        <w:ind w:left="700"/>
-        <w:rPr>
-          <w:color w:val="1A1A1A"/>
-          <w:sz w:val="22"/>
-        </w:rPr>
-      </w:pPr>
-      <w:r>
-        <w:rPr>
-          <w:color w:val="1A1A1A"/>
-          <w:sz w:val="22"/>
-        </w:rPr>
-        <w:t>Enquanto o status estiver "Pactuado", todos os demais campos do relatorio (ficha do programa, indicadores, projetos vinculados) ficam bloqueados para edicao - inclusive para o Admin - ate que o Gate 2 seja reaberto (status voltar para "Pendente de pactuacao").</w:t>
-      </w:r>
-    </w:p>
-    <w:p>
-      <w:pPr>
-        <w:spacing w:before="120" w:after="200" w:line="260" w:lineRule="auto"/>
-        <w:rPr>
-          <w:color w:val="1A1A1A"/>
-          <w:sz w:val="22"/>
-        </w:rPr>
-      </w:pPr>
-    </w:p>
-    <w:p>
-      <w:pPr>
-        <w:spacing w:before="360" w:line="260" w:lineRule="auto"/>
+        <w:t>"Gestao de Atividades" e uma pagina de "Gestao" que agrega, por conta responsavel, os mesmos itens do Meu Painel (secao 3.12) - dando a quem tem acesso uma visao da carga de trabalho de toda a equipe, nao so da propria conta. Diferente do Meu Painel, esta pagina TEM restricao por papel, no mesmo esquema da secao 3.4: uma lista de papeis, definida pelo Admin na aba Configuracoes da Administracao (chave papeis_gestao_atividades), decide quem mais - alem do PMO/Admin, que sempre tem acesso - pode abrir a pagina. Comeca configurada so para Admin, igual ao Painel Executivo e ao Painel de Prazos.</w:t>
+      </w:r>
+    </w:p>
+    <w:p>
+      <w:pPr>
+        <w:spacing w:before="240" w:line="280" w:lineRule="auto"/>
+        <w:rPr>
+          <w:color w:val="1A1A1A"/>
+          <w:sz w:val="22"/>
+        </w:rPr>
+      </w:pPr>
+      <w:r>
+        <w:rPr>
+          <w:color w:val="1A1A1A"/>
+          <w:sz w:val="22"/>
+        </w:rPr>
+        <w:t xml:space="preserve">Diferenca importante em relacao as outras listas de papeis da secao 3.4: aqui a permissao nao libera so uma tela, libera tambem ENXERGAR NOME E PAPEL DE TODOS OS USUARIOS DO SISTEMA - e o dado que a pagina usa para agrupar as pendencias por </w:t>
+      </w:r>
+      <w:r>
+        <w:rPr>
+          <w:color w:val="1A1A1A"/>
+          <w:sz w:val="22"/>
+        </w:rPr>
+        <w:lastRenderedPageBreak/>
+        <w:t>pessoa. Por isso essa checagem nao fica so na interface: uma funcao no banco de dados (listar_perfis_gestao_atividades, SECURITY DEFINER) confere, ela mesma, se quem chamou e Admin OU tem um papel presente em papeis_gestao_atividades antes de devolver qualquer linha - uma segunda funcao auxiliar, pode_ver_gestao_atividades, concentra essa mesma checagem para ser reaproveitada se novas funcoes precisarem dela no futuro. Sem essa dupla camada, bastaria alguem inspecionar o codigo da pagina para descobrir a chamada e contornar a tela, obtendo a lista de usuarios sem ter sido liberado para isso.</w:t>
+      </w:r>
+    </w:p>
+    <w:p>
+      <w:pPr>
+        <w:spacing w:before="240" w:line="280" w:lineRule="auto"/>
+        <w:rPr>
+          <w:color w:val="1A1A1A"/>
+          <w:sz w:val="22"/>
+        </w:rPr>
+      </w:pPr>
+      <w:r>
+        <w:rPr>
+          <w:color w:val="1A1A1A"/>
+          <w:sz w:val="22"/>
+        </w:rPr>
+        <w:t>Os dados de atividade em si (marcos, riscos, entradas, entraves/encaminhamentos, guardados na tabela kv_store) ja sao de leitura ampla para qualquer usuario autenticado - e assim que o proprio Meu Painel consegue ler projetos que nao sao do usuario logado, para achar os itens atribuidos a ele em qualquer lugar do sistema. A parte nova e so a lista de nome/papel de todo mundo, que antes so o Admin conseguia ver.</w:t>
+      </w:r>
+    </w:p>
+    <w:p>
+      <w:pPr>
+        <w:spacing w:before="240" w:line="280" w:lineRule="auto"/>
+        <w:rPr>
+          <w:color w:val="1A1A1A"/>
+          <w:sz w:val="22"/>
+        </w:rPr>
+      </w:pPr>
+      <w:r>
+        <w:rPr>
+          <w:color w:val="1A1A1A"/>
+          <w:sz w:val="22"/>
+        </w:rPr>
+        <w:t>De passagem, ao criar esta pagina foi encontrada e corrigida uma lacuna na configuracao do Painel de Prazos (secao 3.4): a linha papeis_painel_prazos nunca tinha sido inserida na tabela de configuracoes do sistema - os campos apareciam normalmente na tela da Administracao, mas o Admin nao conseguia de fato salvar uma mudanca ali, porque a gravacao so atualiza uma linha ja existente, nunca cria uma nova.</w:t>
+      </w:r>
+    </w:p>
+    <w:p>
+      <w:pPr>
+        <w:spacing w:before="120" w:after="200" w:line="280" w:lineRule="auto"/>
+        <w:rPr>
+          <w:color w:val="1A1A1A"/>
+          <w:sz w:val="22"/>
+        </w:rPr>
+      </w:pPr>
+    </w:p>
+    <w:p>
+      <w:pPr>
+        <w:spacing w:before="360" w:line="280" w:lineRule="auto"/>
         <w:rPr>
           <w:b/>
           <w:color w:val="1A1A1A"/>
@@ -2693,7 +2678,7 @@
           <w:color w:val="1A1A1A"/>
           <w:sz w:val="32"/>
         </w:rPr>
-        <w:t>5. Restricao por equipe do projeto</w:t>
+        <w:t>4. Gates de aprovacao</w:t>
       </w:r>
     </w:p>
     <w:p>
@@ -2709,7 +2694,7 @@
           <w:color w:val="1A1A1A"/>
           <w:sz w:val="22"/>
         </w:rPr>
-        <w:t>Varios formularios exigem vincular o registro a um "Projeto vinculado" (um projeto ja Aprovado no Gate 1). Nesses formularios, apenas quem faz parte da equipe daquele projeto especifico - ou um Admin - pode criar ou editar um registro vinculado a ele.</w:t>
+        <w:t>O sistema tem dois pontos de decisao formal (gates) no ciclo de vida de um projeto, ambos aparecendo no fluxo de diretrizes da pagina inicial:</w:t>
       </w:r>
     </w:p>
     <w:p>
@@ -2727,7 +2712,7 @@
           <w:color w:val="B91D2E"/>
           <w:sz w:val="26"/>
         </w:rPr>
-        <w:t>5.1 Formularios com essa restricao</w:t>
+        <w:t>4.1 Gate 1 - Triagem</w:t>
       </w:r>
     </w:p>
     <w:p>
@@ -2743,161 +2728,51 @@
           <w:color w:val="1A1A1A"/>
           <w:sz w:val="22"/>
         </w:rPr>
-        <w:t>Aplicada nos 7 formularios que usam o conceito de "equipe por projeto":</w:t>
-      </w:r>
-    </w:p>
-    <w:p>
-      <w:pPr>
-        <w:pStyle w:val="PargrafodaLista"/>
-        <w:numPr>
-          <w:ilvl w:val="0"/>
-          <w:numId w:val="19"/>
-        </w:numPr>
-        <w:spacing w:before="240" w:after="80" w:line="260" w:lineRule="auto"/>
-        <w:ind w:left="700"/>
-        <w:rPr>
-          <w:color w:val="1A1A1A"/>
-          <w:sz w:val="22"/>
-        </w:rPr>
-      </w:pPr>
-      <w:r>
-        <w:rPr>
-          <w:color w:val="1A1A1A"/>
-          <w:sz w:val="22"/>
-        </w:rPr>
-        <w:t>Canvas de Projeto</w:t>
-      </w:r>
-    </w:p>
-    <w:p>
-      <w:pPr>
-        <w:pStyle w:val="PargrafodaLista"/>
-        <w:numPr>
-          <w:ilvl w:val="0"/>
-          <w:numId w:val="19"/>
-        </w:numPr>
-        <w:spacing w:before="240" w:after="80" w:line="260" w:lineRule="auto"/>
-        <w:ind w:left="700"/>
-        <w:rPr>
-          <w:color w:val="1A1A1A"/>
-          <w:sz w:val="22"/>
-        </w:rPr>
-      </w:pPr>
-      <w:r>
-        <w:rPr>
-          <w:color w:val="1A1A1A"/>
-          <w:sz w:val="22"/>
-        </w:rPr>
-        <w:t>TAP - Termo de Abertura de Projeto</w:t>
-      </w:r>
-    </w:p>
-    <w:p>
-      <w:pPr>
-        <w:pStyle w:val="PargrafodaLista"/>
-        <w:numPr>
-          <w:ilvl w:val="0"/>
-          <w:numId w:val="19"/>
-        </w:numPr>
-        <w:spacing w:before="240" w:after="80" w:line="260" w:lineRule="auto"/>
-        <w:ind w:left="700"/>
-        <w:rPr>
-          <w:color w:val="1A1A1A"/>
-          <w:sz w:val="22"/>
-        </w:rPr>
-      </w:pPr>
-      <w:r>
-        <w:rPr>
-          <w:color w:val="1A1A1A"/>
-          <w:sz w:val="22"/>
-        </w:rPr>
-        <w:t>Planejamento e Desenvolvimento de Projeto</w:t>
-      </w:r>
-    </w:p>
-    <w:p>
-      <w:pPr>
-        <w:pStyle w:val="PargrafodaLista"/>
-        <w:numPr>
-          <w:ilvl w:val="0"/>
-          <w:numId w:val="19"/>
-        </w:numPr>
-        <w:spacing w:before="240" w:after="80" w:line="260" w:lineRule="auto"/>
-        <w:ind w:left="700"/>
-        <w:rPr>
-          <w:color w:val="1A1A1A"/>
-          <w:sz w:val="22"/>
-        </w:rPr>
-      </w:pPr>
-      <w:r>
-        <w:rPr>
-          <w:color w:val="1A1A1A"/>
-          <w:sz w:val="22"/>
-        </w:rPr>
-        <w:t>EAP - Estrutura Analitica de Projeto</w:t>
-      </w:r>
-    </w:p>
-    <w:p>
-      <w:pPr>
-        <w:pStyle w:val="PargrafodaLista"/>
-        <w:numPr>
-          <w:ilvl w:val="0"/>
-          <w:numId w:val="19"/>
-        </w:numPr>
-        <w:spacing w:before="240" w:after="80" w:line="260" w:lineRule="auto"/>
-        <w:ind w:left="700"/>
-        <w:rPr>
-          <w:color w:val="1A1A1A"/>
-          <w:sz w:val="22"/>
-        </w:rPr>
-      </w:pPr>
-      <w:r>
-        <w:rPr>
-          <w:color w:val="1A1A1A"/>
-          <w:sz w:val="22"/>
-        </w:rPr>
-        <w:t>SMP - Solicitacao de Mudanca de Projeto</w:t>
-      </w:r>
-    </w:p>
-    <w:p>
-      <w:pPr>
-        <w:pStyle w:val="PargrafodaLista"/>
-        <w:numPr>
-          <w:ilvl w:val="0"/>
-          <w:numId w:val="19"/>
-        </w:numPr>
-        <w:spacing w:before="240" w:after="80" w:line="260" w:lineRule="auto"/>
-        <w:ind w:left="700"/>
-        <w:rPr>
-          <w:color w:val="1A1A1A"/>
-          <w:sz w:val="22"/>
-        </w:rPr>
-      </w:pPr>
-      <w:r>
-        <w:rPr>
-          <w:color w:val="1A1A1A"/>
-          <w:sz w:val="22"/>
-        </w:rPr>
-        <w:t>TEP - Termo de Encerramento de Projeto</w:t>
-      </w:r>
-    </w:p>
-    <w:p>
-      <w:pPr>
-        <w:pStyle w:val="PargrafodaLista"/>
-        <w:numPr>
-          <w:ilvl w:val="0"/>
-          <w:numId w:val="19"/>
-        </w:numPr>
-        <w:spacing w:before="240" w:after="80" w:line="260" w:lineRule="auto"/>
-        <w:ind w:left="700"/>
-        <w:rPr>
-          <w:color w:val="1A1A1A"/>
-          <w:sz w:val="22"/>
-        </w:rPr>
-      </w:pPr>
-      <w:r>
-        <w:rPr>
-          <w:color w:val="1A1A1A"/>
-          <w:sz w:val="22"/>
-        </w:rPr>
-        <w:t>RLA - Registro de Licoes Aprendidas</w:t>
+        <w:t>Ocorre logo apos o registro da demanda (D01.4/D01.5). Decide se a demanda entra ou nao no portfolio de projetos.</w:t>
+      </w:r>
+    </w:p>
+    <w:p>
+      <w:pPr>
+        <w:pStyle w:val="PargrafodaLista"/>
+        <w:numPr>
+          <w:ilvl w:val="0"/>
+          <w:numId w:val="18"/>
+        </w:numPr>
+        <w:spacing w:before="240" w:after="80" w:line="260" w:lineRule="auto"/>
+        <w:ind w:left="700"/>
+        <w:rPr>
+          <w:color w:val="1A1A1A"/>
+          <w:sz w:val="22"/>
+        </w:rPr>
+      </w:pPr>
+      <w:r>
+        <w:rPr>
+          <w:color w:val="1A1A1A"/>
+          <w:sz w:val="22"/>
+        </w:rPr>
+        <w:t>Quem decide: Admin (atuando como Gestor Responsavel no sistema).</w:t>
+      </w:r>
+    </w:p>
+    <w:p>
+      <w:pPr>
+        <w:pStyle w:val="PargrafodaLista"/>
+        <w:numPr>
+          <w:ilvl w:val="0"/>
+          <w:numId w:val="18"/>
+        </w:numPr>
+        <w:spacing w:before="240" w:after="80" w:line="260" w:lineRule="auto"/>
+        <w:ind w:left="700"/>
+        <w:rPr>
+          <w:color w:val="1A1A1A"/>
+          <w:sz w:val="22"/>
+        </w:rPr>
+      </w:pPr>
+      <w:r>
+        <w:rPr>
+          <w:color w:val="1A1A1A"/>
+          <w:sz w:val="22"/>
+        </w:rPr>
+        <w:t>Onde: no status da Solicitacao de Demanda - so o Admin consegue alterar o campo de status; qualquer outro papel ve o campo travado, com um aviso explicando que so o PMO/Admin pode aprovar ou reprovar.</w:t>
       </w:r>
     </w:p>
     <w:p>
@@ -2915,7 +2790,7 @@
           <w:color w:val="B91D2E"/>
           <w:sz w:val="26"/>
         </w:rPr>
-        <w:t>5.2 Como funciona</w:t>
+        <w:t>4.2 Gate 2 - Pactuacao</w:t>
       </w:r>
     </w:p>
     <w:p>
@@ -2931,101 +2806,151 @@
           <w:color w:val="1A1A1A"/>
           <w:sz w:val="22"/>
         </w:rPr>
+        <w:t>Ocorre ao final do Planejamento (D02), antes do inicio da Execucao (D03). E o gate mais critico: autoriza formalmente o inicio da execucao do projeto.</w:t>
+      </w:r>
+    </w:p>
+    <w:p>
+      <w:pPr>
+        <w:pStyle w:val="PargrafodaLista"/>
+        <w:numPr>
+          <w:ilvl w:val="0"/>
+          <w:numId w:val="19"/>
+        </w:numPr>
+        <w:spacing w:before="240" w:after="80" w:line="260" w:lineRule="auto"/>
+        <w:ind w:left="700"/>
+        <w:rPr>
+          <w:color w:val="1A1A1A"/>
+          <w:sz w:val="22"/>
+        </w:rPr>
+      </w:pPr>
+      <w:r>
+        <w:rPr>
+          <w:color w:val="1A1A1A"/>
+          <w:sz w:val="22"/>
+        </w:rPr>
+        <w:t>Quem decide: Dono do Negocio, perante a Alta Gestao.</w:t>
+      </w:r>
+    </w:p>
+    <w:p>
+      <w:pPr>
+        <w:pStyle w:val="PargrafodaLista"/>
+        <w:numPr>
+          <w:ilvl w:val="0"/>
+          <w:numId w:val="19"/>
+        </w:numPr>
+        <w:spacing w:before="240" w:after="80" w:line="260" w:lineRule="auto"/>
+        <w:ind w:left="700"/>
+        <w:rPr>
+          <w:color w:val="1A1A1A"/>
+          <w:sz w:val="22"/>
+        </w:rPr>
+      </w:pPr>
+      <w:r>
+        <w:rPr>
+          <w:color w:val="1A1A1A"/>
+          <w:sz w:val="22"/>
+        </w:rPr>
+        <w:t xml:space="preserve">Onde: no Relatorio de Entregas e Beneficios (FORALF12), aba Editar dados - campo Status (Pendente de pactuacao / Pactuado). So o Admin consegue alterar </w:t>
+      </w:r>
+      <w:r>
+        <w:rPr>
+          <w:color w:val="1A1A1A"/>
+          <w:sz w:val="22"/>
+        </w:rPr>
         <w:lastRenderedPageBreak/>
-        <w:t>Ao selecionar um projeto no campo "Projeto vinculado":</w:t>
-      </w:r>
-    </w:p>
-    <w:p>
-      <w:pPr>
-        <w:pStyle w:val="PargrafodaLista"/>
-        <w:numPr>
-          <w:ilvl w:val="0"/>
-          <w:numId w:val="20"/>
-        </w:numPr>
-        <w:spacing w:before="240" w:after="80" w:line="260" w:lineRule="auto"/>
-        <w:ind w:left="700"/>
-        <w:rPr>
-          <w:color w:val="1A1A1A"/>
-          <w:sz w:val="22"/>
-        </w:rPr>
-      </w:pPr>
-      <w:r>
-        <w:rPr>
-          <w:color w:val="1A1A1A"/>
-          <w:sz w:val="22"/>
-        </w:rPr>
-        <w:t>Se a pessoa nao for da equipe daquele projeto (e nao for Admin), aparece um aviso na tela e o botao de enviar/registrar fica desabilitado.</w:t>
-      </w:r>
-    </w:p>
-    <w:p>
-      <w:pPr>
-        <w:pStyle w:val="PargrafodaLista"/>
-        <w:numPr>
-          <w:ilvl w:val="0"/>
-          <w:numId w:val="20"/>
-        </w:numPr>
-        <w:spacing w:before="240" w:after="80" w:line="260" w:lineRule="auto"/>
-        <w:ind w:left="700"/>
-        <w:rPr>
-          <w:color w:val="1A1A1A"/>
-          <w:sz w:val="22"/>
-        </w:rPr>
-      </w:pPr>
-      <w:r>
-        <w:rPr>
-          <w:color w:val="1A1A1A"/>
-          <w:sz w:val="22"/>
-        </w:rPr>
-        <w:t>Mesmo que o botao seja habilitado por algum outro meio, o envio e bloqueado no momento de salvar, com a mensagem "Voce nao faz parte da equipe deste projeto."</w:t>
-      </w:r>
-    </w:p>
-    <w:p>
-      <w:pPr>
-        <w:pStyle w:val="PargrafodaLista"/>
-        <w:numPr>
-          <w:ilvl w:val="0"/>
-          <w:numId w:val="20"/>
-        </w:numPr>
-        <w:spacing w:before="240" w:after="80" w:line="260" w:lineRule="auto"/>
-        <w:ind w:left="700"/>
-        <w:rPr>
-          <w:color w:val="1A1A1A"/>
-          <w:sz w:val="22"/>
-        </w:rPr>
-      </w:pPr>
-      <w:r>
-        <w:rPr>
-          <w:color w:val="1A1A1A"/>
-          <w:sz w:val="22"/>
-        </w:rPr>
-        <w:t>A equipe de cada projeto e definida pelo Admin, na pagina de Administracao, aba Equipes.</w:t>
-      </w:r>
-    </w:p>
-    <w:p>
-      <w:pPr>
-        <w:pStyle w:val="PargrafodaLista"/>
-        <w:numPr>
-          <w:ilvl w:val="0"/>
-          <w:numId w:val="20"/>
-        </w:numPr>
-        <w:spacing w:before="240" w:after="80" w:line="260" w:lineRule="auto"/>
-        <w:ind w:left="700"/>
-        <w:rPr>
-          <w:color w:val="1A1A1A"/>
-          <w:sz w:val="22"/>
-        </w:rPr>
-      </w:pPr>
-      <w:r>
-        <w:rPr>
-          <w:color w:val="1A1A1A"/>
-          <w:sz w:val="22"/>
-        </w:rPr>
-        <w:t>A mesma restricao vale para os botoes Imprimir e Exportar Word de um registro ja salvo, nesses 7 formularios (detalhado na secao 5.5).</w:t>
-      </w:r>
-    </w:p>
-    <w:p>
-      <w:pPr>
-        <w:spacing w:before="240" w:after="120" w:line="260" w:lineRule="auto"/>
+        <w:t>esse campo; qualquer outro papel ve o controle travado, com um aviso explicando que so o PMO/Admin pode pactuar.</w:t>
+      </w:r>
+    </w:p>
+    <w:p>
+      <w:pPr>
+        <w:pStyle w:val="PargrafodaLista"/>
+        <w:numPr>
+          <w:ilvl w:val="0"/>
+          <w:numId w:val="19"/>
+        </w:numPr>
+        <w:spacing w:before="240" w:after="80" w:line="260" w:lineRule="auto"/>
+        <w:ind w:left="700"/>
+        <w:rPr>
+          <w:color w:val="1A1A1A"/>
+          <w:sz w:val="22"/>
+        </w:rPr>
+      </w:pPr>
+      <w:r>
+        <w:rPr>
+          <w:color w:val="1A1A1A"/>
+          <w:sz w:val="22"/>
+        </w:rPr>
+        <w:t>Ao marcar "Pactuado", o sistema preenche automaticamente a Data de pactuacao (hoje) e o Aprovador (nome de quem esta logado), ambos editaveis pelo Admin.</w:t>
+      </w:r>
+    </w:p>
+    <w:p>
+      <w:pPr>
+        <w:pStyle w:val="PargrafodaLista"/>
+        <w:numPr>
+          <w:ilvl w:val="0"/>
+          <w:numId w:val="19"/>
+        </w:numPr>
+        <w:spacing w:before="240" w:after="80" w:line="260" w:lineRule="auto"/>
+        <w:ind w:left="700"/>
+        <w:rPr>
+          <w:color w:val="1A1A1A"/>
+          <w:sz w:val="22"/>
+        </w:rPr>
+      </w:pPr>
+      <w:r>
+        <w:rPr>
+          <w:color w:val="1A1A1A"/>
+          <w:sz w:val="22"/>
+        </w:rPr>
+        <w:t>Enquanto o status estiver "Pactuado", todos os demais campos do relatorio (ficha do programa, indicadores, projetos vinculados) ficam bloqueados para edicao - inclusive para o Admin - ate que o Gate 2 seja reaberto (status voltar para "Pendente de pactuacao").</w:t>
+      </w:r>
+    </w:p>
+    <w:p>
+      <w:pPr>
+        <w:spacing w:before="120" w:after="200" w:line="260" w:lineRule="auto"/>
+        <w:rPr>
+          <w:color w:val="1A1A1A"/>
+          <w:sz w:val="22"/>
+        </w:rPr>
+      </w:pPr>
+    </w:p>
+    <w:p>
+      <w:pPr>
+        <w:spacing w:before="360" w:line="260" w:lineRule="auto"/>
+        <w:rPr>
+          <w:b/>
+          <w:color w:val="1A1A1A"/>
+          <w:sz w:val="32"/>
+        </w:rPr>
+      </w:pPr>
+      <w:r>
+        <w:rPr>
+          <w:b/>
+          <w:color w:val="1A1A1A"/>
+          <w:sz w:val="32"/>
+        </w:rPr>
+        <w:t>5. Restricao por equipe do projeto</w:t>
+      </w:r>
+    </w:p>
+    <w:p>
+      <w:pPr>
+        <w:spacing w:before="360" w:line="280" w:lineRule="auto"/>
+        <w:rPr>
+          <w:color w:val="1A1A1A"/>
+          <w:sz w:val="22"/>
+        </w:rPr>
+      </w:pPr>
+      <w:r>
+        <w:rPr>
+          <w:color w:val="1A1A1A"/>
+          <w:sz w:val="22"/>
+        </w:rPr>
+        <w:t>Varios formularios exigem vincular o registro a um "Projeto vinculado" (um projeto ja Aprovado no Gate 1). Nesses formularios, apenas quem faz parte da equipe daquele projeto especifico - ou um Admin - pode criar ou editar um registro vinculado a ele.</w:t>
+      </w:r>
+    </w:p>
+    <w:p>
+      <w:pPr>
+        <w:spacing w:before="240" w:after="120" w:line="280" w:lineRule="auto"/>
         <w:rPr>
           <w:b/>
           <w:color w:val="B91D2E"/>
@@ -3038,7 +2963,7 @@
           <w:color w:val="B91D2E"/>
           <w:sz w:val="26"/>
         </w:rPr>
-        <w:t>5.3 Formularios sem essa restricao</w:t>
+        <w:t>5.1 Formularios com essa restricao</w:t>
       </w:r>
     </w:p>
     <w:p>
@@ -3054,138 +2979,166 @@
           <w:color w:val="1A1A1A"/>
           <w:sz w:val="22"/>
         </w:rPr>
-        <w:t>Os demais formularios nao usam o conceito de equipe por projeto - qualquer usuario autenticado pode criar/editar/excluir registros neles, sujeito apenas as regras de papel e (quando aplicavel) as regras especificas ja descritas nas secoes 2 e 4:</w:t>
-      </w:r>
-    </w:p>
-    <w:p>
-      <w:pPr>
-        <w:pStyle w:val="PargrafodaLista"/>
-        <w:numPr>
-          <w:ilvl w:val="0"/>
-          <w:numId w:val="21"/>
-        </w:numPr>
-        <w:spacing w:before="240" w:after="80" w:line="260" w:lineRule="auto"/>
-        <w:ind w:left="700"/>
-        <w:rPr>
-          <w:color w:val="1A1A1A"/>
-          <w:sz w:val="22"/>
-        </w:rPr>
-      </w:pPr>
-      <w:r>
-        <w:rPr>
-          <w:color w:val="1A1A1A"/>
-          <w:sz w:val="22"/>
-        </w:rPr>
-        <w:t>Solicitacao de Demanda (tem o Gate 1 e a opcao de sem login, descritos acima).</w:t>
-      </w:r>
-    </w:p>
-    <w:p>
-      <w:pPr>
-        <w:pStyle w:val="PargrafodaLista"/>
-        <w:numPr>
-          <w:ilvl w:val="0"/>
-          <w:numId w:val="21"/>
-        </w:numPr>
-        <w:spacing w:before="240" w:after="80" w:line="260" w:lineRule="auto"/>
-        <w:ind w:left="700"/>
-        <w:rPr>
-          <w:color w:val="1A1A1A"/>
-          <w:sz w:val="22"/>
-        </w:rPr>
-      </w:pPr>
-      <w:r>
-        <w:rPr>
-          <w:color w:val="1A1A1A"/>
-          <w:sz w:val="22"/>
-        </w:rPr>
-        <w:t>Ata de Reuniao (tem a opcao de sem login, descrita acima).</w:t>
-      </w:r>
-    </w:p>
-    <w:p>
-      <w:pPr>
-        <w:pStyle w:val="PargrafodaLista"/>
-        <w:numPr>
-          <w:ilvl w:val="0"/>
-          <w:numId w:val="21"/>
-        </w:numPr>
-        <w:spacing w:before="240" w:after="80" w:line="260" w:lineRule="auto"/>
-        <w:ind w:left="700"/>
-        <w:rPr>
-          <w:color w:val="1A1A1A"/>
-          <w:sz w:val="22"/>
-        </w:rPr>
-      </w:pPr>
-      <w:r>
-        <w:rPr>
-          <w:color w:val="1A1A1A"/>
-          <w:sz w:val="22"/>
-        </w:rPr>
-        <w:t>Plano de Comunicacao de Projeto</w:t>
-      </w:r>
-    </w:p>
-    <w:p>
-      <w:pPr>
-        <w:pStyle w:val="PargrafodaLista"/>
-        <w:numPr>
-          <w:ilvl w:val="0"/>
-          <w:numId w:val="21"/>
-        </w:numPr>
-        <w:spacing w:before="240" w:after="80" w:line="260" w:lineRule="auto"/>
-        <w:ind w:left="700"/>
-        <w:rPr>
-          <w:color w:val="1A1A1A"/>
-          <w:sz w:val="22"/>
-        </w:rPr>
-      </w:pPr>
-      <w:r>
-        <w:rPr>
-          <w:color w:val="1A1A1A"/>
-          <w:sz w:val="22"/>
-        </w:rPr>
-        <w:t>Relatorio de Situacao de Projetos</w:t>
-      </w:r>
-    </w:p>
-    <w:p>
-      <w:pPr>
-        <w:pStyle w:val="PargrafodaLista"/>
-        <w:numPr>
-          <w:ilvl w:val="0"/>
-          <w:numId w:val="21"/>
-        </w:numPr>
-        <w:spacing w:before="240" w:after="80" w:line="260" w:lineRule="auto"/>
-        <w:ind w:left="700"/>
-        <w:rPr>
-          <w:color w:val="1A1A1A"/>
-          <w:sz w:val="22"/>
-        </w:rPr>
-      </w:pPr>
-      <w:r>
-        <w:rPr>
-          <w:color w:val="1A1A1A"/>
-          <w:sz w:val="22"/>
-        </w:rPr>
-        <w:t>Relatorio de Entregas e Beneficios</w:t>
-      </w:r>
-    </w:p>
-    <w:p>
-      <w:pPr>
-        <w:spacing w:before="240" w:line="280" w:lineRule="auto"/>
-        <w:rPr>
-          <w:color w:val="1A1A1A"/>
-          <w:sz w:val="22"/>
-        </w:rPr>
-      </w:pPr>
-      <w:r>
-        <w:rPr>
-          <w:color w:val="1A1A1A"/>
-          <w:sz w:val="22"/>
-        </w:rPr>
-        <w:t>O Relatorio de Situacao e o Relatorio de Entregas tem, cada um, um campo opcional "Projeto vinculado (Gate 1)" em cada projeto listado - diferente do conceito desta secao, ele nao aplica nenhuma restricao de edicao por equipe. Serve apenas para ligar aquele item ao historico compartilhado do projeto (a mesma trilha de auditoria usada pelos 7 formularios com restricao por equipe), visivel pelo botao "Ver historico". Deixar sem selecionar mantem o comportamento anterior: qualquer usuario autenticado continua podendo criar/editar esses registros livremente.</w:t>
-      </w:r>
-    </w:p>
-    <w:p>
-      <w:pPr>
-        <w:spacing w:before="240" w:after="120" w:line="280" w:lineRule="auto"/>
+        <w:t>Aplicada nos 7 formularios que usam o conceito de "equipe por projeto":</w:t>
+      </w:r>
+    </w:p>
+    <w:p>
+      <w:pPr>
+        <w:pStyle w:val="PargrafodaLista"/>
+        <w:numPr>
+          <w:ilvl w:val="0"/>
+          <w:numId w:val="20"/>
+        </w:numPr>
+        <w:spacing w:before="240" w:after="80" w:line="260" w:lineRule="auto"/>
+        <w:ind w:left="700"/>
+        <w:rPr>
+          <w:color w:val="1A1A1A"/>
+          <w:sz w:val="22"/>
+        </w:rPr>
+      </w:pPr>
+      <w:r>
+        <w:rPr>
+          <w:color w:val="1A1A1A"/>
+          <w:sz w:val="22"/>
+        </w:rPr>
+        <w:t>Canvas de Projeto</w:t>
+      </w:r>
+    </w:p>
+    <w:p>
+      <w:pPr>
+        <w:pStyle w:val="PargrafodaLista"/>
+        <w:numPr>
+          <w:ilvl w:val="0"/>
+          <w:numId w:val="20"/>
+        </w:numPr>
+        <w:spacing w:before="240" w:after="80" w:line="260" w:lineRule="auto"/>
+        <w:ind w:left="700"/>
+        <w:rPr>
+          <w:color w:val="1A1A1A"/>
+          <w:sz w:val="22"/>
+        </w:rPr>
+      </w:pPr>
+      <w:r>
+        <w:rPr>
+          <w:color w:val="1A1A1A"/>
+          <w:sz w:val="22"/>
+        </w:rPr>
+        <w:t>TAP - Termo de Abertura de Projeto</w:t>
+      </w:r>
+    </w:p>
+    <w:p>
+      <w:pPr>
+        <w:pStyle w:val="PargrafodaLista"/>
+        <w:numPr>
+          <w:ilvl w:val="0"/>
+          <w:numId w:val="20"/>
+        </w:numPr>
+        <w:spacing w:before="240" w:after="80" w:line="260" w:lineRule="auto"/>
+        <w:ind w:left="700"/>
+        <w:rPr>
+          <w:color w:val="1A1A1A"/>
+          <w:sz w:val="22"/>
+        </w:rPr>
+      </w:pPr>
+      <w:r>
+        <w:rPr>
+          <w:color w:val="1A1A1A"/>
+          <w:sz w:val="22"/>
+        </w:rPr>
+        <w:t>Planejamento e Desenvolvimento de Projeto</w:t>
+      </w:r>
+    </w:p>
+    <w:p>
+      <w:pPr>
+        <w:pStyle w:val="PargrafodaLista"/>
+        <w:numPr>
+          <w:ilvl w:val="0"/>
+          <w:numId w:val="20"/>
+        </w:numPr>
+        <w:spacing w:before="240" w:after="80" w:line="260" w:lineRule="auto"/>
+        <w:ind w:left="700"/>
+        <w:rPr>
+          <w:color w:val="1A1A1A"/>
+          <w:sz w:val="22"/>
+        </w:rPr>
+      </w:pPr>
+      <w:r>
+        <w:rPr>
+          <w:color w:val="1A1A1A"/>
+          <w:sz w:val="22"/>
+        </w:rPr>
+        <w:t>EAP - Estrutura Analitica de Projeto</w:t>
+      </w:r>
+    </w:p>
+    <w:p>
+      <w:pPr>
+        <w:pStyle w:val="PargrafodaLista"/>
+        <w:numPr>
+          <w:ilvl w:val="0"/>
+          <w:numId w:val="20"/>
+        </w:numPr>
+        <w:spacing w:before="240" w:after="80" w:line="260" w:lineRule="auto"/>
+        <w:ind w:left="700"/>
+        <w:rPr>
+          <w:color w:val="1A1A1A"/>
+          <w:sz w:val="22"/>
+        </w:rPr>
+      </w:pPr>
+      <w:r>
+        <w:rPr>
+          <w:color w:val="1A1A1A"/>
+          <w:sz w:val="22"/>
+        </w:rPr>
+        <w:t>SMP - Solicitacao de Mudanca de Projeto</w:t>
+      </w:r>
+    </w:p>
+    <w:p>
+      <w:pPr>
+        <w:pStyle w:val="PargrafodaLista"/>
+        <w:numPr>
+          <w:ilvl w:val="0"/>
+          <w:numId w:val="20"/>
+        </w:numPr>
+        <w:spacing w:before="240" w:after="80" w:line="260" w:lineRule="auto"/>
+        <w:ind w:left="700"/>
+        <w:rPr>
+          <w:color w:val="1A1A1A"/>
+          <w:sz w:val="22"/>
+        </w:rPr>
+      </w:pPr>
+      <w:r>
+        <w:rPr>
+          <w:color w:val="1A1A1A"/>
+          <w:sz w:val="22"/>
+        </w:rPr>
+        <w:t>TEP - Termo de Encerramento de Projeto</w:t>
+      </w:r>
+    </w:p>
+    <w:p>
+      <w:pPr>
+        <w:pStyle w:val="PargrafodaLista"/>
+        <w:numPr>
+          <w:ilvl w:val="0"/>
+          <w:numId w:val="20"/>
+        </w:numPr>
+        <w:spacing w:before="240" w:after="80" w:line="260" w:lineRule="auto"/>
+        <w:ind w:left="700"/>
+        <w:rPr>
+          <w:color w:val="1A1A1A"/>
+          <w:sz w:val="22"/>
+        </w:rPr>
+      </w:pPr>
+      <w:r>
+        <w:rPr>
+          <w:color w:val="1A1A1A"/>
+          <w:sz w:val="22"/>
+        </w:rPr>
+        <w:t>RLA - Registro de Licoes Aprendidas</w:t>
+      </w:r>
+    </w:p>
+    <w:p>
+      <w:pPr>
+        <w:spacing w:before="240" w:after="120" w:line="260" w:lineRule="auto"/>
         <w:rPr>
           <w:b/>
           <w:color w:val="B91D2E"/>
@@ -3198,7 +3151,7 @@
           <w:color w:val="B91D2E"/>
           <w:sz w:val="26"/>
         </w:rPr>
-        <w:t>5.4 Quem pode editar ou excluir um registro ja criado</w:t>
+        <w:t>5.2 Como funciona</w:t>
       </w:r>
     </w:p>
     <w:p>
@@ -3214,139 +3167,100 @@
           <w:color w:val="1A1A1A"/>
           <w:sz w:val="22"/>
         </w:rPr>
-        <w:t>Alem da restricao por equipe (quem pode criar um registro vinculado a um projeto), o sistema tambem restringe quem pode editar ou excluir um registro depois de criado, nos 9 formularios que tem essa acao: Solicitacao de Demanda, Canvas de Projeto, TAP, Planejamento e Desenvolvimento, EAP, SMP, Ata de Reuniao, TEP e RLA.</w:t>
-      </w:r>
-    </w:p>
-    <w:p>
-      <w:pPr>
-        <w:pStyle w:val="PargrafodaLista"/>
-        <w:numPr>
-          <w:ilvl w:val="0"/>
-          <w:numId w:val="22"/>
-        </w:numPr>
-        <w:spacing w:before="240" w:after="80" w:line="260" w:lineRule="auto"/>
-        <w:ind w:left="700"/>
-        <w:rPr>
-          <w:color w:val="1A1A1A"/>
-          <w:sz w:val="22"/>
-        </w:rPr>
-      </w:pPr>
-      <w:r>
-        <w:rPr>
-          <w:color w:val="1A1A1A"/>
-          <w:sz w:val="22"/>
-        </w:rPr>
-        <w:t>Editar: apenas quem criou o registro, quem tem o papel Gerente de Projetos, ou o Admin.</w:t>
-      </w:r>
-    </w:p>
-    <w:p>
-      <w:pPr>
-        <w:pStyle w:val="PargrafodaLista"/>
-        <w:numPr>
-          <w:ilvl w:val="0"/>
-          <w:numId w:val="22"/>
-        </w:numPr>
-        <w:spacing w:before="240" w:after="80" w:line="260" w:lineRule="auto"/>
-        <w:ind w:left="700"/>
-        <w:rPr>
-          <w:color w:val="1A1A1A"/>
-          <w:sz w:val="22"/>
-        </w:rPr>
-      </w:pPr>
-      <w:r>
-        <w:rPr>
-          <w:color w:val="1A1A1A"/>
-          <w:sz w:val="22"/>
-        </w:rPr>
-        <w:t>Excluir: apenas quem tem o papel Gerente de Projetos, ou o Admin.</w:t>
-      </w:r>
-    </w:p>
-    <w:p>
-      <w:pPr>
-        <w:pStyle w:val="PargrafodaLista"/>
-        <w:numPr>
-          <w:ilvl w:val="0"/>
-          <w:numId w:val="22"/>
-        </w:numPr>
-        <w:spacing w:before="240" w:after="80" w:line="260" w:lineRule="auto"/>
-        <w:ind w:left="700"/>
-        <w:rPr>
-          <w:color w:val="1A1A1A"/>
-          <w:sz w:val="22"/>
-        </w:rPr>
-      </w:pPr>
-      <w:r>
-        <w:rPr>
-          <w:color w:val="1A1A1A"/>
-          <w:sz w:val="22"/>
-        </w:rPr>
-        <w:t>O papel Gerente de Projetos e um atributo global da conta (Administracao &gt; Usuarios), nao um vinculo especifico a um projeto - qualquer conta com esse papel pode editar/excluir registros de qualquer projeto, nao so dos que participa. Nao existe hoje um vinculo estruturado de "GP responsavel por este projeto" separado do papel da conta.</w:t>
-      </w:r>
-    </w:p>
-    <w:p>
-      <w:pPr>
-        <w:pStyle w:val="PargrafodaLista"/>
-        <w:numPr>
-          <w:ilvl w:val="0"/>
-          <w:numId w:val="22"/>
-        </w:numPr>
-        <w:spacing w:before="240" w:after="80" w:line="260" w:lineRule="auto"/>
-        <w:ind w:left="700"/>
-        <w:rPr>
-          <w:color w:val="1A1A1A"/>
-          <w:sz w:val="22"/>
-        </w:rPr>
-      </w:pPr>
-      <w:r>
-        <w:rPr>
-          <w:color w:val="1A1A1A"/>
-          <w:sz w:val="22"/>
-        </w:rPr>
-        <w:lastRenderedPageBreak/>
-        <w:t>Os botoes "Editar dados" e "Excluir" ficam ocultos para quem nao tem permissao, em vez de aparecerem e barrarem a acao so no clique.</w:t>
-      </w:r>
-    </w:p>
-    <w:p>
-      <w:pPr>
-        <w:pStyle w:val="PargrafodaLista"/>
-        <w:numPr>
-          <w:ilvl w:val="0"/>
-          <w:numId w:val="22"/>
-        </w:numPr>
-        <w:spacing w:before="240" w:after="80" w:line="260" w:lineRule="auto"/>
-        <w:ind w:left="700"/>
-        <w:rPr>
-          <w:color w:val="1A1A1A"/>
-          <w:sz w:val="22"/>
-        </w:rPr>
-      </w:pPr>
-      <w:r>
-        <w:rPr>
-          <w:color w:val="1A1A1A"/>
-          <w:sz w:val="22"/>
-        </w:rPr>
-        <w:t>Nao se aplica ao Plano de Comunicacao de Projeto (secao 3.7 ja cobre a edicao desse formulario separadamente) nem ao Relatorio de Situacao/Relatorio de Entregas, que sao documentos unicos por projeto sem o conceito de "registro individual criado por alguem".</w:t>
-      </w:r>
-    </w:p>
-    <w:p>
-      <w:pPr>
-        <w:spacing w:before="240" w:line="280" w:lineRule="auto"/>
-        <w:rPr>
-          <w:color w:val="1A1A1A"/>
-          <w:sz w:val="22"/>
-        </w:rPr>
-      </w:pPr>
-      <w:r>
-        <w:rPr>
-          <w:color w:val="1A1A1A"/>
-          <w:sz w:val="22"/>
-        </w:rPr>
-        <w:t>Desde 15/09/2026, essa regra tambem e aplicada diretamente no banco de dados (politicas de RLS na tabela kv_store), nao so no JavaScript do navegador - alguem tentando editar ou excluir um registro sem permissao direto pela API, contornando a tela do sistema, tambem e bloqueado. Fica documentado no arquivo supabase/migrations/20260915143738_kv_store_row_level_access_control.sql do repositorio. Duas coisas ficaram de fora dessa camada de banco, so continuam no JavaScript: a decisao especifica de quem aprova o Gate 1/Gate 2 (mais restrita que a regra geral de edicao) e as regras dos 3 relatorios de chave unica (secao 3.7 e o Gate 2 do Relatorio de Entregas).</w:t>
-      </w:r>
-    </w:p>
-    <w:p>
-      <w:pPr>
-        <w:spacing w:before="240" w:after="120" w:line="280" w:lineRule="auto"/>
+        <w:t>Ao selecionar um projeto no campo "Projeto vinculado":</w:t>
+      </w:r>
+    </w:p>
+    <w:p>
+      <w:pPr>
+        <w:pStyle w:val="PargrafodaLista"/>
+        <w:numPr>
+          <w:ilvl w:val="0"/>
+          <w:numId w:val="21"/>
+        </w:numPr>
+        <w:spacing w:before="240" w:after="80" w:line="260" w:lineRule="auto"/>
+        <w:ind w:left="700"/>
+        <w:rPr>
+          <w:color w:val="1A1A1A"/>
+          <w:sz w:val="22"/>
+        </w:rPr>
+      </w:pPr>
+      <w:r>
+        <w:rPr>
+          <w:color w:val="1A1A1A"/>
+          <w:sz w:val="22"/>
+        </w:rPr>
+        <w:t>Se a pessoa nao for da equipe daquele projeto (e nao for Admin), aparece um aviso na tela e o botao de enviar/registrar fica desabilitado.</w:t>
+      </w:r>
+    </w:p>
+    <w:p>
+      <w:pPr>
+        <w:pStyle w:val="PargrafodaLista"/>
+        <w:numPr>
+          <w:ilvl w:val="0"/>
+          <w:numId w:val="21"/>
+        </w:numPr>
+        <w:spacing w:before="240" w:after="80" w:line="260" w:lineRule="auto"/>
+        <w:ind w:left="700"/>
+        <w:rPr>
+          <w:color w:val="1A1A1A"/>
+          <w:sz w:val="22"/>
+        </w:rPr>
+      </w:pPr>
+      <w:r>
+        <w:rPr>
+          <w:color w:val="1A1A1A"/>
+          <w:sz w:val="22"/>
+        </w:rPr>
+        <w:t>Mesmo que o botao seja habilitado por algum outro meio, o envio e bloqueado no momento de salvar, com a mensagem "Voce nao faz parte da equipe deste projeto."</w:t>
+      </w:r>
+    </w:p>
+    <w:p>
+      <w:pPr>
+        <w:pStyle w:val="PargrafodaLista"/>
+        <w:numPr>
+          <w:ilvl w:val="0"/>
+          <w:numId w:val="21"/>
+        </w:numPr>
+        <w:spacing w:before="240" w:after="80" w:line="260" w:lineRule="auto"/>
+        <w:ind w:left="700"/>
+        <w:rPr>
+          <w:color w:val="1A1A1A"/>
+          <w:sz w:val="22"/>
+        </w:rPr>
+      </w:pPr>
+      <w:r>
+        <w:rPr>
+          <w:color w:val="1A1A1A"/>
+          <w:sz w:val="22"/>
+        </w:rPr>
+        <w:t>A equipe de cada projeto e definida pelo Admin, na pagina de Administracao, aba Equipes.</w:t>
+      </w:r>
+    </w:p>
+    <w:p>
+      <w:pPr>
+        <w:pStyle w:val="PargrafodaLista"/>
+        <w:numPr>
+          <w:ilvl w:val="0"/>
+          <w:numId w:val="21"/>
+        </w:numPr>
+        <w:spacing w:before="240" w:after="80" w:line="260" w:lineRule="auto"/>
+        <w:ind w:left="700"/>
+        <w:rPr>
+          <w:color w:val="1A1A1A"/>
+          <w:sz w:val="22"/>
+        </w:rPr>
+      </w:pPr>
+      <w:r>
+        <w:rPr>
+          <w:color w:val="1A1A1A"/>
+          <w:sz w:val="22"/>
+        </w:rPr>
+        <w:t>A mesma restricao vale para os botoes Imprimir e Exportar Word de um registro ja salvo, nesses 7 formularios (detalhado na secao 5.5).</w:t>
+      </w:r>
+    </w:p>
+    <w:p>
+      <w:pPr>
+        <w:spacing w:before="240" w:after="120" w:line="260" w:lineRule="auto"/>
         <w:rPr>
           <w:b/>
           <w:color w:val="B91D2E"/>
@@ -3359,6 +3273,335 @@
           <w:color w:val="B91D2E"/>
           <w:sz w:val="26"/>
         </w:rPr>
+        <w:t>5.3 Formularios sem essa restricao</w:t>
+      </w:r>
+    </w:p>
+    <w:p>
+      <w:pPr>
+        <w:spacing w:before="240" w:line="280" w:lineRule="auto"/>
+        <w:rPr>
+          <w:color w:val="1A1A1A"/>
+          <w:sz w:val="22"/>
+        </w:rPr>
+      </w:pPr>
+      <w:r>
+        <w:rPr>
+          <w:color w:val="1A1A1A"/>
+          <w:sz w:val="22"/>
+        </w:rPr>
+        <w:lastRenderedPageBreak/>
+        <w:t>Os demais formularios nao usam o conceito de equipe por projeto - qualquer usuario autenticado pode criar/editar/excluir registros neles, sujeito apenas as regras de papel e (quando aplicavel) as regras especificas ja descritas nas secoes 2 e 4:</w:t>
+      </w:r>
+    </w:p>
+    <w:p>
+      <w:pPr>
+        <w:pStyle w:val="PargrafodaLista"/>
+        <w:numPr>
+          <w:ilvl w:val="0"/>
+          <w:numId w:val="22"/>
+        </w:numPr>
+        <w:spacing w:before="240" w:after="80" w:line="260" w:lineRule="auto"/>
+        <w:ind w:left="700"/>
+        <w:rPr>
+          <w:color w:val="1A1A1A"/>
+          <w:sz w:val="22"/>
+        </w:rPr>
+      </w:pPr>
+      <w:r>
+        <w:rPr>
+          <w:color w:val="1A1A1A"/>
+          <w:sz w:val="22"/>
+        </w:rPr>
+        <w:t>Solicitacao de Demanda (tem o Gate 1 e a opcao de sem login, descritos acima).</w:t>
+      </w:r>
+    </w:p>
+    <w:p>
+      <w:pPr>
+        <w:pStyle w:val="PargrafodaLista"/>
+        <w:numPr>
+          <w:ilvl w:val="0"/>
+          <w:numId w:val="22"/>
+        </w:numPr>
+        <w:spacing w:before="240" w:after="80" w:line="260" w:lineRule="auto"/>
+        <w:ind w:left="700"/>
+        <w:rPr>
+          <w:color w:val="1A1A1A"/>
+          <w:sz w:val="22"/>
+        </w:rPr>
+      </w:pPr>
+      <w:r>
+        <w:rPr>
+          <w:color w:val="1A1A1A"/>
+          <w:sz w:val="22"/>
+        </w:rPr>
+        <w:t>Ata de Reuniao (tem a opcao de sem login, descrita acima).</w:t>
+      </w:r>
+    </w:p>
+    <w:p>
+      <w:pPr>
+        <w:pStyle w:val="PargrafodaLista"/>
+        <w:numPr>
+          <w:ilvl w:val="0"/>
+          <w:numId w:val="22"/>
+        </w:numPr>
+        <w:spacing w:before="240" w:after="80" w:line="260" w:lineRule="auto"/>
+        <w:ind w:left="700"/>
+        <w:rPr>
+          <w:color w:val="1A1A1A"/>
+          <w:sz w:val="22"/>
+        </w:rPr>
+      </w:pPr>
+      <w:r>
+        <w:rPr>
+          <w:color w:val="1A1A1A"/>
+          <w:sz w:val="22"/>
+        </w:rPr>
+        <w:t>Plano de Comunicacao de Projeto</w:t>
+      </w:r>
+    </w:p>
+    <w:p>
+      <w:pPr>
+        <w:pStyle w:val="PargrafodaLista"/>
+        <w:numPr>
+          <w:ilvl w:val="0"/>
+          <w:numId w:val="22"/>
+        </w:numPr>
+        <w:spacing w:before="240" w:after="80" w:line="260" w:lineRule="auto"/>
+        <w:ind w:left="700"/>
+        <w:rPr>
+          <w:color w:val="1A1A1A"/>
+          <w:sz w:val="22"/>
+        </w:rPr>
+      </w:pPr>
+      <w:r>
+        <w:rPr>
+          <w:color w:val="1A1A1A"/>
+          <w:sz w:val="22"/>
+        </w:rPr>
+        <w:t>Relatorio de Situacao de Projetos</w:t>
+      </w:r>
+    </w:p>
+    <w:p>
+      <w:pPr>
+        <w:pStyle w:val="PargrafodaLista"/>
+        <w:numPr>
+          <w:ilvl w:val="0"/>
+          <w:numId w:val="22"/>
+        </w:numPr>
+        <w:spacing w:before="240" w:after="80" w:line="260" w:lineRule="auto"/>
+        <w:ind w:left="700"/>
+        <w:rPr>
+          <w:color w:val="1A1A1A"/>
+          <w:sz w:val="22"/>
+        </w:rPr>
+      </w:pPr>
+      <w:r>
+        <w:rPr>
+          <w:color w:val="1A1A1A"/>
+          <w:sz w:val="22"/>
+        </w:rPr>
+        <w:t>Relatorio de Entregas e Beneficios</w:t>
+      </w:r>
+    </w:p>
+    <w:p>
+      <w:pPr>
+        <w:spacing w:before="240" w:line="280" w:lineRule="auto"/>
+        <w:rPr>
+          <w:color w:val="1A1A1A"/>
+          <w:sz w:val="22"/>
+        </w:rPr>
+      </w:pPr>
+      <w:r>
+        <w:rPr>
+          <w:color w:val="1A1A1A"/>
+          <w:sz w:val="22"/>
+        </w:rPr>
+        <w:t>O Relatorio de Situacao e o Relatorio de Entregas tem, cada um, um campo opcional "Projeto vinculado (Gate 1)" em cada projeto listado - diferente do conceito desta secao, ele nao aplica nenhuma restricao de edicao por equipe. Serve apenas para ligar aquele item ao historico compartilhado do projeto (a mesma trilha de auditoria usada pelos 7 formularios com restricao por equipe), visivel pelo botao "Ver historico". Deixar sem selecionar mantem o comportamento anterior: qualquer usuario autenticado continua podendo criar/editar esses registros livremente.</w:t>
+      </w:r>
+    </w:p>
+    <w:p>
+      <w:pPr>
+        <w:spacing w:before="240" w:after="120" w:line="280" w:lineRule="auto"/>
+        <w:rPr>
+          <w:b/>
+          <w:color w:val="B91D2E"/>
+          <w:sz w:val="26"/>
+        </w:rPr>
+      </w:pPr>
+      <w:r>
+        <w:rPr>
+          <w:b/>
+          <w:color w:val="B91D2E"/>
+          <w:sz w:val="26"/>
+        </w:rPr>
+        <w:t>5.4 Quem pode editar ou excluir um registro ja criado</w:t>
+      </w:r>
+    </w:p>
+    <w:p>
+      <w:pPr>
+        <w:spacing w:before="240" w:line="280" w:lineRule="auto"/>
+        <w:rPr>
+          <w:color w:val="1A1A1A"/>
+          <w:sz w:val="22"/>
+        </w:rPr>
+      </w:pPr>
+      <w:r>
+        <w:rPr>
+          <w:color w:val="1A1A1A"/>
+          <w:sz w:val="22"/>
+        </w:rPr>
+        <w:t>Alem da restricao por equipe (quem pode criar um registro vinculado a um projeto), o sistema tambem restringe quem pode editar ou excluir um registro depois de criado, nos 9 formularios que tem essa acao: Solicitacao de Demanda, Canvas de Projeto, TAP, Planejamento e Desenvolvimento, EAP, SMP, Ata de Reuniao, TEP e RLA.</w:t>
+      </w:r>
+    </w:p>
+    <w:p>
+      <w:pPr>
+        <w:pStyle w:val="PargrafodaLista"/>
+        <w:numPr>
+          <w:ilvl w:val="0"/>
+          <w:numId w:val="23"/>
+        </w:numPr>
+        <w:spacing w:before="240" w:after="80" w:line="260" w:lineRule="auto"/>
+        <w:ind w:left="700"/>
+        <w:rPr>
+          <w:color w:val="1A1A1A"/>
+          <w:sz w:val="22"/>
+        </w:rPr>
+      </w:pPr>
+      <w:r>
+        <w:rPr>
+          <w:color w:val="1A1A1A"/>
+          <w:sz w:val="22"/>
+        </w:rPr>
+        <w:t>Editar: apenas quem criou o registro, quem tem o papel Gerente de Projetos, ou o Admin.</w:t>
+      </w:r>
+    </w:p>
+    <w:p>
+      <w:pPr>
+        <w:pStyle w:val="PargrafodaLista"/>
+        <w:numPr>
+          <w:ilvl w:val="0"/>
+          <w:numId w:val="23"/>
+        </w:numPr>
+        <w:spacing w:before="240" w:after="80" w:line="260" w:lineRule="auto"/>
+        <w:ind w:left="700"/>
+        <w:rPr>
+          <w:color w:val="1A1A1A"/>
+          <w:sz w:val="22"/>
+        </w:rPr>
+      </w:pPr>
+      <w:r>
+        <w:rPr>
+          <w:color w:val="1A1A1A"/>
+          <w:sz w:val="22"/>
+        </w:rPr>
+        <w:t>Excluir: apenas quem tem o papel Gerente de Projetos, ou o Admin.</w:t>
+      </w:r>
+    </w:p>
+    <w:p>
+      <w:pPr>
+        <w:pStyle w:val="PargrafodaLista"/>
+        <w:numPr>
+          <w:ilvl w:val="0"/>
+          <w:numId w:val="23"/>
+        </w:numPr>
+        <w:spacing w:before="240" w:after="80" w:line="260" w:lineRule="auto"/>
+        <w:ind w:left="700"/>
+        <w:rPr>
+          <w:color w:val="1A1A1A"/>
+          <w:sz w:val="22"/>
+        </w:rPr>
+      </w:pPr>
+      <w:r>
+        <w:rPr>
+          <w:color w:val="1A1A1A"/>
+          <w:sz w:val="22"/>
+        </w:rPr>
+        <w:t>O papel Gerente de Projetos e um atributo global da conta (Administracao &gt; Usuarios), nao um vinculo especifico a um projeto - qualquer conta com esse papel pode editar/excluir registros de qualquer projeto, nao so dos que participa. Nao existe hoje um vinculo estruturado de "GP responsavel por este projeto" separado do papel da conta.</w:t>
+      </w:r>
+    </w:p>
+    <w:p>
+      <w:pPr>
+        <w:pStyle w:val="PargrafodaLista"/>
+        <w:numPr>
+          <w:ilvl w:val="0"/>
+          <w:numId w:val="23"/>
+        </w:numPr>
+        <w:spacing w:before="240" w:after="80" w:line="260" w:lineRule="auto"/>
+        <w:ind w:left="700"/>
+        <w:rPr>
+          <w:color w:val="1A1A1A"/>
+          <w:sz w:val="22"/>
+        </w:rPr>
+      </w:pPr>
+      <w:r>
+        <w:rPr>
+          <w:color w:val="1A1A1A"/>
+          <w:sz w:val="22"/>
+        </w:rPr>
+        <w:t>Os botoes "Editar dados" e "Excluir" ficam ocultos para quem nao tem permissao, em vez de aparecerem e barrarem a acao so no clique.</w:t>
+      </w:r>
+    </w:p>
+    <w:p>
+      <w:pPr>
+        <w:pStyle w:val="PargrafodaLista"/>
+        <w:numPr>
+          <w:ilvl w:val="0"/>
+          <w:numId w:val="23"/>
+        </w:numPr>
+        <w:spacing w:before="240" w:after="80" w:line="260" w:lineRule="auto"/>
+        <w:ind w:left="700"/>
+        <w:rPr>
+          <w:color w:val="1A1A1A"/>
+          <w:sz w:val="22"/>
+        </w:rPr>
+      </w:pPr>
+      <w:r>
+        <w:rPr>
+          <w:color w:val="1A1A1A"/>
+          <w:sz w:val="22"/>
+        </w:rPr>
+        <w:t>Nao se aplica ao Plano de Comunicacao de Projeto (secao 3.7 ja cobre a edicao desse formulario separadamente) nem ao Relatorio de Situacao/Relatorio de Entregas, que sao documentos unicos por projeto sem o conceito de "registro individual criado por alguem".</w:t>
+      </w:r>
+    </w:p>
+    <w:p>
+      <w:pPr>
+        <w:spacing w:before="240" w:line="280" w:lineRule="auto"/>
+        <w:rPr>
+          <w:color w:val="1A1A1A"/>
+          <w:sz w:val="22"/>
+        </w:rPr>
+      </w:pPr>
+      <w:r>
+        <w:rPr>
+          <w:color w:val="1A1A1A"/>
+          <w:sz w:val="22"/>
+        </w:rPr>
+        <w:t xml:space="preserve">Desde 15/09/2026, essa regra tambem e aplicada diretamente no banco de dados (politicas de RLS na tabela kv_store), nao so no JavaScript do navegador - alguem tentando editar ou excluir um registro sem permissao direto pela API, contornando a tela do sistema, tambem e bloqueado. Fica documentado no arquivo supabase/migrations/20260915143738_kv_store_row_level_access_control.sql do repositorio. Duas coisas ficaram de fora dessa camada de banco, so continuam no </w:t>
+      </w:r>
+      <w:r>
+        <w:rPr>
+          <w:color w:val="1A1A1A"/>
+          <w:sz w:val="22"/>
+        </w:rPr>
+        <w:lastRenderedPageBreak/>
+        <w:t>JavaScript: a decisao especifica de quem aprova o Gate 1/Gate 2 (mais restrita que a regra geral de edicao) e as regras dos 3 relatorios de chave unica (secao 3.7 e o Gate 2 do Relatorio de Entregas).</w:t>
+      </w:r>
+    </w:p>
+    <w:p>
+      <w:pPr>
+        <w:spacing w:before="240" w:after="120" w:line="280" w:lineRule="auto"/>
+        <w:rPr>
+          <w:b/>
+          <w:color w:val="B91D2E"/>
+          <w:sz w:val="26"/>
+        </w:rPr>
+      </w:pPr>
+      <w:r>
+        <w:rPr>
+          <w:b/>
+          <w:color w:val="B91D2E"/>
+          <w:sz w:val="26"/>
+        </w:rPr>
         <w:t>5.5 Quem pode imprimir ou exportar um registro</w:t>
       </w:r>
     </w:p>
@@ -3383,7 +3626,7 @@
         <w:pStyle w:val="PargrafodaLista"/>
         <w:numPr>
           <w:ilvl w:val="0"/>
-          <w:numId w:val="23"/>
+          <w:numId w:val="24"/>
         </w:numPr>
         <w:spacing w:before="240" w:after="80" w:line="260" w:lineRule="auto"/>
         <w:ind w:left="700"/>
@@ -3405,7 +3648,7 @@
         <w:pStyle w:val="PargrafodaLista"/>
         <w:numPr>
           <w:ilvl w:val="0"/>
-          <w:numId w:val="23"/>
+          <w:numId w:val="24"/>
         </w:numPr>
         <w:spacing w:before="240" w:after="80" w:line="260" w:lineRule="auto"/>
         <w:ind w:left="700"/>
@@ -3427,7 +3670,7 @@
         <w:pStyle w:val="PargrafodaLista"/>
         <w:numPr>
           <w:ilvl w:val="0"/>
-          <w:numId w:val="23"/>
+          <w:numId w:val="24"/>
         </w:numPr>
         <w:spacing w:before="240" w:after="80" w:line="260" w:lineRule="auto"/>
         <w:ind w:left="700"/>
@@ -3639,7 +3882,6 @@
                 <w:color w:val="1A1A1A"/>
                 <w:sz w:val="19"/>
               </w:rPr>
-              <w:lastRenderedPageBreak/>
               <w:t>Solicitacao de Demanda</w:t>
             </w:r>
           </w:p>
@@ -4100,6 +4342,7 @@
                 <w:color w:val="1A1A1A"/>
                 <w:sz w:val="19"/>
               </w:rPr>
+              <w:lastRenderedPageBreak/>
               <w:t>SMP</w:t>
             </w:r>
           </w:p>
@@ -5020,7 +5263,6 @@
                 <w:color w:val="1A1A1A"/>
                 <w:sz w:val="19"/>
               </w:rPr>
-              <w:lastRenderedPageBreak/>
               <w:t>Relatorio de Resultados</w:t>
             </w:r>
           </w:p>
@@ -5231,7 +5473,7 @@
 <file path=word/numbering.xml><?xml version="1.0" encoding="utf-8"?>
 <w:numbering xmlns:wpc="http://schemas.microsoft.com/office/word/2010/wordprocessingCanvas" xmlns:cx="http://schemas.microsoft.com/office/drawing/2014/chartex" xmlns:cx1="http://schemas.microsoft.com/office/drawing/2015/9/8/chartex" xmlns:cx2="http://schemas.microsoft.com/office/drawing/2015/10/21/chartex" xmlns:cx3="http://schemas.microsoft.com/office/drawing/2016/5/9/chartex" xmlns:cx4="http://schemas.microsoft.com/office/drawing/2016/5/10/chartex" xmlns:cx5="http://schemas.microsoft.com/office/drawing/2016/5/11/chartex" xmlns:cx6="http://schemas.microsoft.com/office/drawing/2016/5/12/chartex" xmlns:cx7="http://schemas.microsoft.com/office/drawing/2016/5/13/chartex" xmlns:cx8="http://schemas.microsoft.com/office/drawing/2016/5/14/chartex" xmlns:mc="http://schemas.openxmlformats.org/markup-compatibility/2006" xmlns:aink="http://schemas.microsoft.com/office/drawing/2016/ink" xmlns:am3d="http://schemas.microsoft.com/office/drawing/2017/model3d" xmlns:o="urn:schemas-microsoft-com:office:office" xmlns:oel="http://schemas.microsoft.com/office/2019/extlst" xmlns:r="http://schemas.openxmlformats.org/officeDocument/2006/relationships" xmlns:m="http://schemas.openxmlformats.org/officeDocument/2006/math" xmlns:v="urn:schemas-microsoft-com:vml" xmlns:wp14="http://schemas.microsoft.com/office/word/2010/wordprocessingDrawing" xmlns:wp="http://schemas.openxmlformats.org/drawingml/2006/wordprocessingDrawing" xmlns:w10="urn:schemas-microsoft-com:office:word" xmlns:w="http://schemas.openxmlformats.org/wordprocessingml/2006/main" xmlns:w14="http://schemas.microsoft.com/office/word/2010/wordml" xmlns:w15="http://schemas.microsoft.com/office/word/2012/wordml" xmlns:w16cex="http://schemas.microsoft.com/office/word/2018/wordml/cex" xmlns:w16cid="http://schemas.microsoft.com/office/word/2016/wordml/cid" xmlns:w16="http://schemas.microsoft.com/office/word/2018/wordml" xmlns:w16du="http://schemas.microsoft.com/office/word/2023/wordml/word16du" xmlns:w16sdtdh="http://schemas.microsoft.com/office/word/2020/wordml/sdtdatahash" xmlns:w16sdtfl="http://schemas.microsoft.com/office/word/2024/wordml/sdtformatlock" xmlns:w16se="http://schemas.microsoft.com/office/word/2015/wordml/symex" xmlns:wpg="http://schemas.microsoft.com/office/word/2010/wordprocessingGroup" xmlns:wpi="http://schemas.microsoft.com/office/word/2010/wordprocessingInk" xmlns:wne="http://schemas.microsoft.com/office/word/2006/wordml" xmlns:wps="http://schemas.microsoft.com/office/word/2010/wordprocessingShape" mc:Ignorable="w14 w15 w16se w16cid w16 w16cex w16sdtdh w16sdtfl w16du wp14">
   <w:abstractNum w:abstractNumId="0" w15:restartNumberingAfterBreak="0">
-    <w:nsid w:val="009747E4"/>
+    <w:nsid w:val="0ACC5AF2"/>
     <w:multiLevelType w:val="singleLevel"/>
     <w:tmpl w:val="04160001"/>
     <w:lvl w:ilvl="0">
@@ -5248,7 +5490,7 @@
     </w:lvl>
   </w:abstractNum>
   <w:abstractNum w:abstractNumId="1" w15:restartNumberingAfterBreak="0">
-    <w:nsid w:val="05065C45"/>
+    <w:nsid w:val="0BCB2959"/>
     <w:multiLevelType w:val="singleLevel"/>
     <w:tmpl w:val="04160001"/>
     <w:lvl w:ilvl="0">
@@ -5265,7 +5507,7 @@
     </w:lvl>
   </w:abstractNum>
   <w:abstractNum w:abstractNumId="2" w15:restartNumberingAfterBreak="0">
-    <w:nsid w:val="17181D57"/>
+    <w:nsid w:val="119D5CA9"/>
     <w:multiLevelType w:val="singleLevel"/>
     <w:tmpl w:val="04160001"/>
     <w:lvl w:ilvl="0">
@@ -5282,7 +5524,7 @@
     </w:lvl>
   </w:abstractNum>
   <w:abstractNum w:abstractNumId="3" w15:restartNumberingAfterBreak="0">
-    <w:nsid w:val="1CE12577"/>
+    <w:nsid w:val="15813C4A"/>
     <w:multiLevelType w:val="singleLevel"/>
     <w:tmpl w:val="04160001"/>
     <w:lvl w:ilvl="0">
@@ -5299,7 +5541,7 @@
     </w:lvl>
   </w:abstractNum>
   <w:abstractNum w:abstractNumId="4" w15:restartNumberingAfterBreak="0">
-    <w:nsid w:val="1E695B9B"/>
+    <w:nsid w:val="24661864"/>
     <w:multiLevelType w:val="singleLevel"/>
     <w:tmpl w:val="04160001"/>
     <w:lvl w:ilvl="0">
@@ -5316,7 +5558,7 @@
     </w:lvl>
   </w:abstractNum>
   <w:abstractNum w:abstractNumId="5" w15:restartNumberingAfterBreak="0">
-    <w:nsid w:val="203B1F16"/>
+    <w:nsid w:val="25AF6B83"/>
     <w:multiLevelType w:val="singleLevel"/>
     <w:tmpl w:val="04160001"/>
     <w:lvl w:ilvl="0">
@@ -5333,7 +5575,7 @@
     </w:lvl>
   </w:abstractNum>
   <w:abstractNum w:abstractNumId="6" w15:restartNumberingAfterBreak="0">
-    <w:nsid w:val="29C52289"/>
+    <w:nsid w:val="3154290E"/>
     <w:multiLevelType w:val="singleLevel"/>
     <w:tmpl w:val="04160001"/>
     <w:lvl w:ilvl="0">
@@ -5350,7 +5592,7 @@
     </w:lvl>
   </w:abstractNum>
   <w:abstractNum w:abstractNumId="7" w15:restartNumberingAfterBreak="0">
-    <w:nsid w:val="2B7E4CB7"/>
+    <w:nsid w:val="38072A95"/>
     <w:multiLevelType w:val="singleLevel"/>
     <w:tmpl w:val="04160001"/>
     <w:lvl w:ilvl="0">
@@ -5367,7 +5609,7 @@
     </w:lvl>
   </w:abstractNum>
   <w:abstractNum w:abstractNumId="8" w15:restartNumberingAfterBreak="0">
-    <w:nsid w:val="37F20E19"/>
+    <w:nsid w:val="3D180D74"/>
     <w:multiLevelType w:val="singleLevel"/>
     <w:tmpl w:val="04160001"/>
     <w:lvl w:ilvl="0">
@@ -5384,7 +5626,7 @@
     </w:lvl>
   </w:abstractNum>
   <w:abstractNum w:abstractNumId="9" w15:restartNumberingAfterBreak="0">
-    <w:nsid w:val="3BE0348C"/>
+    <w:nsid w:val="41A16FFD"/>
     <w:multiLevelType w:val="singleLevel"/>
     <w:tmpl w:val="04160001"/>
     <w:lvl w:ilvl="0">
@@ -5401,7 +5643,7 @@
     </w:lvl>
   </w:abstractNum>
   <w:abstractNum w:abstractNumId="10" w15:restartNumberingAfterBreak="0">
-    <w:nsid w:val="3EAB6483"/>
+    <w:nsid w:val="428F3129"/>
     <w:multiLevelType w:val="singleLevel"/>
     <w:tmpl w:val="04160001"/>
     <w:lvl w:ilvl="0">
@@ -5418,7 +5660,7 @@
     </w:lvl>
   </w:abstractNum>
   <w:abstractNum w:abstractNumId="11" w15:restartNumberingAfterBreak="0">
-    <w:nsid w:val="46544A55"/>
+    <w:nsid w:val="42D80E1A"/>
     <w:multiLevelType w:val="singleLevel"/>
     <w:tmpl w:val="04160001"/>
     <w:lvl w:ilvl="0">
@@ -5435,7 +5677,7 @@
     </w:lvl>
   </w:abstractNum>
   <w:abstractNum w:abstractNumId="12" w15:restartNumberingAfterBreak="0">
-    <w:nsid w:val="474E43B0"/>
+    <w:nsid w:val="4D6D2122"/>
     <w:multiLevelType w:val="singleLevel"/>
     <w:tmpl w:val="04160001"/>
     <w:lvl w:ilvl="0">
@@ -5452,7 +5694,7 @@
     </w:lvl>
   </w:abstractNum>
   <w:abstractNum w:abstractNumId="13" w15:restartNumberingAfterBreak="0">
-    <w:nsid w:val="4EF0184A"/>
+    <w:nsid w:val="584F1F36"/>
     <w:multiLevelType w:val="singleLevel"/>
     <w:tmpl w:val="04160001"/>
     <w:lvl w:ilvl="0">
@@ -5469,7 +5711,7 @@
     </w:lvl>
   </w:abstractNum>
   <w:abstractNum w:abstractNumId="14" w15:restartNumberingAfterBreak="0">
-    <w:nsid w:val="54951232"/>
+    <w:nsid w:val="5B7B5191"/>
     <w:multiLevelType w:val="singleLevel"/>
     <w:tmpl w:val="04160001"/>
     <w:lvl w:ilvl="0">
@@ -5486,7 +5728,7 @@
     </w:lvl>
   </w:abstractNum>
   <w:abstractNum w:abstractNumId="15" w15:restartNumberingAfterBreak="0">
-    <w:nsid w:val="57396F77"/>
+    <w:nsid w:val="5F31200C"/>
     <w:multiLevelType w:val="singleLevel"/>
     <w:tmpl w:val="04160001"/>
     <w:lvl w:ilvl="0">
@@ -5503,7 +5745,7 @@
     </w:lvl>
   </w:abstractNum>
   <w:abstractNum w:abstractNumId="16" w15:restartNumberingAfterBreak="0">
-    <w:nsid w:val="602D5B0B"/>
+    <w:nsid w:val="60347AC9"/>
     <w:multiLevelType w:val="singleLevel"/>
     <w:tmpl w:val="04160001"/>
     <w:lvl w:ilvl="0">
@@ -5520,7 +5762,7 @@
     </w:lvl>
   </w:abstractNum>
   <w:abstractNum w:abstractNumId="17" w15:restartNumberingAfterBreak="0">
-    <w:nsid w:val="6CA84551"/>
+    <w:nsid w:val="6A72647C"/>
     <w:multiLevelType w:val="singleLevel"/>
     <w:tmpl w:val="04160001"/>
     <w:lvl w:ilvl="0">
@@ -5537,7 +5779,7 @@
     </w:lvl>
   </w:abstractNum>
   <w:abstractNum w:abstractNumId="18" w15:restartNumberingAfterBreak="0">
-    <w:nsid w:val="71CE3F3B"/>
+    <w:nsid w:val="713E2507"/>
     <w:multiLevelType w:val="singleLevel"/>
     <w:tmpl w:val="04160001"/>
     <w:lvl w:ilvl="0">
@@ -5554,7 +5796,7 @@
     </w:lvl>
   </w:abstractNum>
   <w:abstractNum w:abstractNumId="19" w15:restartNumberingAfterBreak="0">
-    <w:nsid w:val="7AB65E19"/>
+    <w:nsid w:val="725201DD"/>
     <w:multiLevelType w:val="singleLevel"/>
     <w:tmpl w:val="04160001"/>
     <w:lvl w:ilvl="0">
@@ -5571,7 +5813,7 @@
     </w:lvl>
   </w:abstractNum>
   <w:abstractNum w:abstractNumId="20" w15:restartNumberingAfterBreak="0">
-    <w:nsid w:val="7B291F89"/>
+    <w:nsid w:val="73570EF8"/>
     <w:multiLevelType w:val="singleLevel"/>
     <w:tmpl w:val="04160001"/>
     <w:lvl w:ilvl="0">
@@ -5588,7 +5830,7 @@
     </w:lvl>
   </w:abstractNum>
   <w:abstractNum w:abstractNumId="21" w15:restartNumberingAfterBreak="0">
-    <w:nsid w:val="7BFF2952"/>
+    <w:nsid w:val="7572615F"/>
     <w:multiLevelType w:val="singleLevel"/>
     <w:tmpl w:val="04160001"/>
     <w:lvl w:ilvl="0">
@@ -5605,7 +5847,7 @@
     </w:lvl>
   </w:abstractNum>
   <w:abstractNum w:abstractNumId="22" w15:restartNumberingAfterBreak="0">
-    <w:nsid w:val="7FE1386C"/>
+    <w:nsid w:val="758F4B7D"/>
     <w:multiLevelType w:val="singleLevel"/>
     <w:tmpl w:val="04160001"/>
     <w:lvl w:ilvl="0">
@@ -5621,74 +5863,94 @@
       </w:rPr>
     </w:lvl>
   </w:abstractNum>
-  <w:num w:numId="1" w16cid:durableId="1888755495">
+  <w:abstractNum w:abstractNumId="23" w15:restartNumberingAfterBreak="0">
+    <w:nsid w:val="7A501F73"/>
+    <w:multiLevelType w:val="singleLevel"/>
+    <w:tmpl w:val="04160001"/>
+    <w:lvl w:ilvl="0">
+      <w:start w:val="1"/>
+      <w:numFmt w:val="bullet"/>
+      <w:lvlText w:val=""/>
+      <w:lvlJc w:val="left"/>
+      <w:pPr>
+        <w:ind w:left="720" w:hanging="360"/>
+      </w:pPr>
+      <w:rPr>
+        <w:rFonts w:ascii="Symbol" w:hAnsi="Symbol" w:hint="default"/>
+      </w:rPr>
+    </w:lvl>
+  </w:abstractNum>
+  <w:num w:numId="1" w16cid:durableId="401366278">
+    <w:abstractNumId w:val="19"/>
+  </w:num>
+  <w:num w:numId="2" w16cid:durableId="246696830">
+    <w:abstractNumId w:val="21"/>
+  </w:num>
+  <w:num w:numId="3" w16cid:durableId="40256458">
+    <w:abstractNumId w:val="12"/>
+  </w:num>
+  <w:num w:numId="4" w16cid:durableId="2026318969">
+    <w:abstractNumId w:val="15"/>
+  </w:num>
+  <w:num w:numId="5" w16cid:durableId="1685983371">
+    <w:abstractNumId w:val="16"/>
+  </w:num>
+  <w:num w:numId="6" w16cid:durableId="1196697376">
+    <w:abstractNumId w:val="9"/>
+  </w:num>
+  <w:num w:numId="7" w16cid:durableId="1668167913">
+    <w:abstractNumId w:val="2"/>
+  </w:num>
+  <w:num w:numId="8" w16cid:durableId="623004847">
+    <w:abstractNumId w:val="1"/>
+  </w:num>
+  <w:num w:numId="9" w16cid:durableId="416443093">
+    <w:abstractNumId w:val="8"/>
+  </w:num>
+  <w:num w:numId="10" w16cid:durableId="653727701">
+    <w:abstractNumId w:val="0"/>
+  </w:num>
+  <w:num w:numId="11" w16cid:durableId="1785881085">
+    <w:abstractNumId w:val="22"/>
+  </w:num>
+  <w:num w:numId="12" w16cid:durableId="1812823703">
+    <w:abstractNumId w:val="7"/>
+  </w:num>
+  <w:num w:numId="13" w16cid:durableId="1591889310">
+    <w:abstractNumId w:val="17"/>
+  </w:num>
+  <w:num w:numId="14" w16cid:durableId="1872914325">
+    <w:abstractNumId w:val="3"/>
+  </w:num>
+  <w:num w:numId="15" w16cid:durableId="564414282">
+    <w:abstractNumId w:val="6"/>
+  </w:num>
+  <w:num w:numId="16" w16cid:durableId="1750274918">
+    <w:abstractNumId w:val="20"/>
+  </w:num>
+  <w:num w:numId="17" w16cid:durableId="1818767047">
+    <w:abstractNumId w:val="11"/>
+  </w:num>
+  <w:num w:numId="18" w16cid:durableId="738330413">
+    <w:abstractNumId w:val="18"/>
+  </w:num>
+  <w:num w:numId="19" w16cid:durableId="2138330878">
+    <w:abstractNumId w:val="4"/>
+  </w:num>
+  <w:num w:numId="20" w16cid:durableId="1438869534">
+    <w:abstractNumId w:val="5"/>
+  </w:num>
+  <w:num w:numId="21" w16cid:durableId="989216234">
+    <w:abstractNumId w:val="23"/>
+  </w:num>
+  <w:num w:numId="22" w16cid:durableId="582958048">
+    <w:abstractNumId w:val="10"/>
+  </w:num>
+  <w:num w:numId="23" w16cid:durableId="230819588">
     <w:abstractNumId w:val="13"/>
   </w:num>
-  <w:num w:numId="2" w16cid:durableId="12265220">
-    <w:abstractNumId w:val="0"/>
-  </w:num>
-  <w:num w:numId="3" w16cid:durableId="920723110">
-    <w:abstractNumId w:val="20"/>
-  </w:num>
-  <w:num w:numId="4" w16cid:durableId="180360690">
-    <w:abstractNumId w:val="6"/>
-  </w:num>
-  <w:num w:numId="5" w16cid:durableId="690837442">
-    <w:abstractNumId w:val="17"/>
-  </w:num>
-  <w:num w:numId="6" w16cid:durableId="1267225484">
-    <w:abstractNumId w:val="19"/>
-  </w:num>
-  <w:num w:numId="7" w16cid:durableId="332612120">
+  <w:num w:numId="24" w16cid:durableId="1101414299">
     <w:abstractNumId w:val="14"/>
-  </w:num>
-  <w:num w:numId="8" w16cid:durableId="164980837">
-    <w:abstractNumId w:val="10"/>
-  </w:num>
-  <w:num w:numId="9" w16cid:durableId="1144539325">
-    <w:abstractNumId w:val="8"/>
-  </w:num>
-  <w:num w:numId="10" w16cid:durableId="212158475">
-    <w:abstractNumId w:val="22"/>
-  </w:num>
-  <w:num w:numId="11" w16cid:durableId="1298101980">
-    <w:abstractNumId w:val="5"/>
-  </w:num>
-  <w:num w:numId="12" w16cid:durableId="269556874">
-    <w:abstractNumId w:val="2"/>
-  </w:num>
-  <w:num w:numId="13" w16cid:durableId="1171532604">
-    <w:abstractNumId w:val="16"/>
-  </w:num>
-  <w:num w:numId="14" w16cid:durableId="1102382692">
-    <w:abstractNumId w:val="12"/>
-  </w:num>
-  <w:num w:numId="15" w16cid:durableId="1307661133">
-    <w:abstractNumId w:val="1"/>
-  </w:num>
-  <w:num w:numId="16" w16cid:durableId="131480456">
-    <w:abstractNumId w:val="4"/>
-  </w:num>
-  <w:num w:numId="17" w16cid:durableId="1531913220">
-    <w:abstractNumId w:val="18"/>
-  </w:num>
-  <w:num w:numId="18" w16cid:durableId="239953200">
-    <w:abstractNumId w:val="7"/>
-  </w:num>
-  <w:num w:numId="19" w16cid:durableId="631641794">
-    <w:abstractNumId w:val="15"/>
-  </w:num>
-  <w:num w:numId="20" w16cid:durableId="562640243">
-    <w:abstractNumId w:val="9"/>
-  </w:num>
-  <w:num w:numId="21" w16cid:durableId="1834948814">
-    <w:abstractNumId w:val="11"/>
-  </w:num>
-  <w:num w:numId="22" w16cid:durableId="36517490">
-    <w:abstractNumId w:val="21"/>
-  </w:num>
-  <w:num w:numId="23" w16cid:durableId="1718972667">
-    <w:abstractNumId w:val="3"/>
   </w:num>
 </w:numbering>
 </file>
@@ -6101,7 +6363,7 @@
     <w:link w:val="Ttulo1Char"/>
     <w:uiPriority w:val="9"/>
     <w:qFormat/>
-    <w:rsid w:val="0035397E"/>
+    <w:rsid w:val="005A235F"/>
     <w:pPr>
       <w:keepNext/>
       <w:keepLines/>
@@ -6124,7 +6386,7 @@
     <w:semiHidden/>
     <w:unhideWhenUsed/>
     <w:qFormat/>
-    <w:rsid w:val="0035397E"/>
+    <w:rsid w:val="005A235F"/>
     <w:pPr>
       <w:keepNext/>
       <w:keepLines/>
@@ -6147,7 +6409,7 @@
     <w:semiHidden/>
     <w:unhideWhenUsed/>
     <w:qFormat/>
-    <w:rsid w:val="0035397E"/>
+    <w:rsid w:val="005A235F"/>
     <w:pPr>
       <w:keepNext/>
       <w:keepLines/>
@@ -6170,7 +6432,7 @@
     <w:semiHidden/>
     <w:unhideWhenUsed/>
     <w:qFormat/>
-    <w:rsid w:val="0035397E"/>
+    <w:rsid w:val="005A235F"/>
     <w:pPr>
       <w:keepNext/>
       <w:keepLines/>
@@ -6193,7 +6455,7 @@
     <w:semiHidden/>
     <w:unhideWhenUsed/>
     <w:qFormat/>
-    <w:rsid w:val="0035397E"/>
+    <w:rsid w:val="005A235F"/>
     <w:pPr>
       <w:keepNext/>
       <w:keepLines/>
@@ -6214,7 +6476,7 @@
     <w:semiHidden/>
     <w:unhideWhenUsed/>
     <w:qFormat/>
-    <w:rsid w:val="0035397E"/>
+    <w:rsid w:val="005A235F"/>
     <w:pPr>
       <w:keepNext/>
       <w:keepLines/>
@@ -6237,7 +6499,7 @@
     <w:semiHidden/>
     <w:unhideWhenUsed/>
     <w:qFormat/>
-    <w:rsid w:val="0035397E"/>
+    <w:rsid w:val="005A235F"/>
     <w:pPr>
       <w:keepNext/>
       <w:keepLines/>
@@ -6258,7 +6520,7 @@
     <w:semiHidden/>
     <w:unhideWhenUsed/>
     <w:qFormat/>
-    <w:rsid w:val="0035397E"/>
+    <w:rsid w:val="005A235F"/>
     <w:pPr>
       <w:keepNext/>
       <w:keepLines/>
@@ -6281,7 +6543,7 @@
     <w:semiHidden/>
     <w:unhideWhenUsed/>
     <w:qFormat/>
-    <w:rsid w:val="0035397E"/>
+    <w:rsid w:val="005A235F"/>
     <w:pPr>
       <w:keepNext/>
       <w:keepLines/>
@@ -6325,7 +6587,7 @@
     <w:basedOn w:val="Fontepargpadro"/>
     <w:link w:val="Ttulo1"/>
     <w:uiPriority w:val="9"/>
-    <w:rsid w:val="0035397E"/>
+    <w:rsid w:val="005A235F"/>
     <w:rPr>
       <w:rFonts w:asciiTheme="majorHAnsi" w:eastAsiaTheme="majorEastAsia" w:hAnsiTheme="majorHAnsi" w:cstheme="majorBidi"/>
       <w:color w:val="0F4761" w:themeColor="accent1" w:themeShade="BF"/>
@@ -6339,7 +6601,7 @@
     <w:link w:val="Ttulo2"/>
     <w:uiPriority w:val="9"/>
     <w:semiHidden/>
-    <w:rsid w:val="0035397E"/>
+    <w:rsid w:val="005A235F"/>
     <w:rPr>
       <w:rFonts w:asciiTheme="majorHAnsi" w:eastAsiaTheme="majorEastAsia" w:hAnsiTheme="majorHAnsi" w:cstheme="majorBidi"/>
       <w:color w:val="0F4761" w:themeColor="accent1" w:themeShade="BF"/>
@@ -6353,7 +6615,7 @@
     <w:link w:val="Ttulo3"/>
     <w:uiPriority w:val="9"/>
     <w:semiHidden/>
-    <w:rsid w:val="0035397E"/>
+    <w:rsid w:val="005A235F"/>
     <w:rPr>
       <w:rFonts w:eastAsiaTheme="majorEastAsia" w:cstheme="majorBidi"/>
       <w:color w:val="0F4761" w:themeColor="accent1" w:themeShade="BF"/>
@@ -6367,7 +6629,7 @@
     <w:link w:val="Ttulo4"/>
     <w:uiPriority w:val="9"/>
     <w:semiHidden/>
-    <w:rsid w:val="0035397E"/>
+    <w:rsid w:val="005A235F"/>
     <w:rPr>
       <w:rFonts w:eastAsiaTheme="majorEastAsia" w:cstheme="majorBidi"/>
       <w:i/>
@@ -6381,7 +6643,7 @@
     <w:link w:val="Ttulo5"/>
     <w:uiPriority w:val="9"/>
     <w:semiHidden/>
-    <w:rsid w:val="0035397E"/>
+    <w:rsid w:val="005A235F"/>
     <w:rPr>
       <w:rFonts w:eastAsiaTheme="majorEastAsia" w:cstheme="majorBidi"/>
       <w:color w:val="0F4761" w:themeColor="accent1" w:themeShade="BF"/>
@@ -6393,7 +6655,7 @@
     <w:link w:val="Ttulo6"/>
     <w:uiPriority w:val="9"/>
     <w:semiHidden/>
-    <w:rsid w:val="0035397E"/>
+    <w:rsid w:val="005A235F"/>
     <w:rPr>
       <w:rFonts w:eastAsiaTheme="majorEastAsia" w:cstheme="majorBidi"/>
       <w:i/>
@@ -6407,7 +6669,7 @@
     <w:link w:val="Ttulo7"/>
     <w:uiPriority w:val="9"/>
     <w:semiHidden/>
-    <w:rsid w:val="0035397E"/>
+    <w:rsid w:val="005A235F"/>
     <w:rPr>
       <w:rFonts w:eastAsiaTheme="majorEastAsia" w:cstheme="majorBidi"/>
       <w:color w:val="595959" w:themeColor="text1" w:themeTint="A6"/>
@@ -6419,7 +6681,7 @@
     <w:link w:val="Ttulo8"/>
     <w:uiPriority w:val="9"/>
     <w:semiHidden/>
-    <w:rsid w:val="0035397E"/>
+    <w:rsid w:val="005A235F"/>
     <w:rPr>
       <w:rFonts w:eastAsiaTheme="majorEastAsia" w:cstheme="majorBidi"/>
       <w:i/>
@@ -6433,7 +6695,7 @@
     <w:link w:val="Ttulo9"/>
     <w:uiPriority w:val="9"/>
     <w:semiHidden/>
-    <w:rsid w:val="0035397E"/>
+    <w:rsid w:val="005A235F"/>
     <w:rPr>
       <w:rFonts w:eastAsiaTheme="majorEastAsia" w:cstheme="majorBidi"/>
       <w:color w:val="272727" w:themeColor="text1" w:themeTint="D8"/>
@@ -6446,7 +6708,7 @@
     <w:link w:val="TtuloChar"/>
     <w:uiPriority w:val="10"/>
     <w:qFormat/>
-    <w:rsid w:val="0035397E"/>
+    <w:rsid w:val="005A235F"/>
     <w:pPr>
       <w:spacing w:after="80" w:line="240" w:lineRule="auto"/>
       <w:contextualSpacing/>
@@ -6464,7 +6726,7 @@
     <w:basedOn w:val="Fontepargpadro"/>
     <w:link w:val="Ttulo"/>
     <w:uiPriority w:val="10"/>
-    <w:rsid w:val="0035397E"/>
+    <w:rsid w:val="005A235F"/>
     <w:rPr>
       <w:rFonts w:asciiTheme="majorHAnsi" w:eastAsiaTheme="majorEastAsia" w:hAnsiTheme="majorHAnsi" w:cstheme="majorBidi"/>
       <w:spacing w:val="-10"/>
@@ -6480,7 +6742,7 @@
     <w:link w:val="SubttuloChar"/>
     <w:uiPriority w:val="11"/>
     <w:qFormat/>
-    <w:rsid w:val="0035397E"/>
+    <w:rsid w:val="005A235F"/>
     <w:pPr>
       <w:numPr>
         <w:ilvl w:val="1"/>
@@ -6499,7 +6761,7 @@
     <w:basedOn w:val="Fontepargpadro"/>
     <w:link w:val="Subttulo"/>
     <w:uiPriority w:val="11"/>
-    <w:rsid w:val="0035397E"/>
+    <w:rsid w:val="005A235F"/>
     <w:rPr>
       <w:rFonts w:eastAsiaTheme="majorEastAsia" w:cstheme="majorBidi"/>
       <w:color w:val="595959" w:themeColor="text1" w:themeTint="A6"/>
@@ -6515,7 +6777,7 @@
     <w:link w:val="CitaoChar"/>
     <w:uiPriority w:val="29"/>
     <w:qFormat/>
-    <w:rsid w:val="0035397E"/>
+    <w:rsid w:val="005A235F"/>
     <w:pPr>
       <w:spacing w:before="160"/>
       <w:jc w:val="center"/>
@@ -6531,7 +6793,7 @@
     <w:basedOn w:val="Fontepargpadro"/>
     <w:link w:val="Citao"/>
     <w:uiPriority w:val="29"/>
-    <w:rsid w:val="0035397E"/>
+    <w:rsid w:val="005A235F"/>
     <w:rPr>
       <w:i/>
       <w:iCs/>
@@ -6543,7 +6805,7 @@
     <w:basedOn w:val="Normal"/>
     <w:uiPriority w:val="34"/>
     <w:qFormat/>
-    <w:rsid w:val="0035397E"/>
+    <w:rsid w:val="005A235F"/>
     <w:pPr>
       <w:ind w:left="720"/>
       <w:contextualSpacing/>
@@ -6554,7 +6816,7 @@
     <w:basedOn w:val="Fontepargpadro"/>
     <w:uiPriority w:val="21"/>
     <w:qFormat/>
-    <w:rsid w:val="0035397E"/>
+    <w:rsid w:val="005A235F"/>
     <w:rPr>
       <w:i/>
       <w:iCs/>
@@ -6568,7 +6830,7 @@
     <w:link w:val="CitaoIntensaChar"/>
     <w:uiPriority w:val="30"/>
     <w:qFormat/>
-    <w:rsid w:val="0035397E"/>
+    <w:rsid w:val="005A235F"/>
     <w:pPr>
       <w:pBdr>
         <w:top w:val="single" w:sz="4" w:space="10" w:color="0F4761" w:themeColor="accent1" w:themeShade="BF"/>
@@ -6589,7 +6851,7 @@
     <w:basedOn w:val="Fontepargpadro"/>
     <w:link w:val="CitaoIntensa"/>
     <w:uiPriority w:val="30"/>
-    <w:rsid w:val="0035397E"/>
+    <w:rsid w:val="005A235F"/>
     <w:rPr>
       <w:i/>
       <w:iCs/>
@@ -6601,7 +6863,7 @@
     <w:basedOn w:val="Fontepargpadro"/>
     <w:uiPriority w:val="32"/>
     <w:qFormat/>
-    <w:rsid w:val="0035397E"/>
+    <w:rsid w:val="005A235F"/>
     <w:rPr>
       <w:b/>
       <w:bCs/>
